--- a/docs/dirichlet-comparison-manuscript-v3.docx
+++ b/docs/dirichlet-comparison-manuscript-v3.docx
@@ -332,7 +332,13 @@
         <w:t xml:space="preserve"> mesh-based simulation design over the simplex </w:t>
       </w:r>
       <w:r>
-        <w:t xml:space="preserve">of feasible proportion </w:t>
+        <w:t>of feasible proportion</w:t>
+      </w:r>
+      <w:r>
+        <w:t>s</w:t>
+      </w:r>
+      <w:r>
+        <w:t xml:space="preserve"> </w:t>
       </w:r>
       <w:r>
         <w:t xml:space="preserve">to evaluate relative </w:t>
@@ -392,13 +398,7 @@
         <w:t>ccuracy</w:t>
       </w:r>
       <w:r>
-        <w:t>,</w:t>
-      </w:r>
-      <w:r>
         <w:t xml:space="preserve"> </w:t>
-      </w:r>
-      <w:r>
-        <w:t xml:space="preserve">or performance, </w:t>
       </w:r>
       <w:r>
         <w:t xml:space="preserve">was measured by </w:t>
@@ -1683,7 +1683,7 @@
                 <m:sSubPr>
                   <m:ctrlPr>
                     <w:rPr>
-                      <w:rFonts w:ascii="Cambria Math" w:cstheme="minorHAnsi"/>
+                      <w:rFonts w:ascii="Cambria Math" w:hAnsi="Cambria Math" w:cstheme="minorHAnsi"/>
                       <w:i/>
                       <w:sz w:val="18"/>
                       <w:szCs w:val="18"/>
@@ -1735,7 +1735,7 @@
                   <m:sSubPr>
                     <m:ctrlPr>
                       <w:rPr>
-                        <w:rFonts w:ascii="Cambria Math" w:cstheme="minorHAnsi"/>
+                        <w:rFonts w:ascii="Cambria Math" w:hAnsi="Cambria Math" w:cstheme="minorHAnsi"/>
                         <w:i/>
                         <w:sz w:val="18"/>
                         <w:szCs w:val="18"/>
@@ -1795,7 +1795,7 @@
                 <m:sSubPr>
                   <m:ctrlPr>
                     <w:rPr>
-                      <w:rFonts w:ascii="Cambria Math" w:cstheme="minorHAnsi"/>
+                      <w:rFonts w:ascii="Cambria Math" w:hAnsi="Cambria Math" w:cstheme="minorHAnsi"/>
                       <w:i/>
                       <w:sz w:val="18"/>
                       <w:szCs w:val="18"/>
@@ -1847,7 +1847,7 @@
                   <m:sSubPr>
                     <m:ctrlPr>
                       <w:rPr>
-                        <w:rFonts w:ascii="Cambria Math" w:cstheme="minorHAnsi"/>
+                        <w:rFonts w:ascii="Cambria Math" w:hAnsi="Cambria Math" w:cstheme="minorHAnsi"/>
                         <w:i/>
                         <w:sz w:val="18"/>
                         <w:szCs w:val="18"/>
@@ -1907,7 +1907,7 @@
                 <m:sSubPr>
                   <m:ctrlPr>
                     <w:rPr>
-                      <w:rFonts w:ascii="Cambria Math" w:cstheme="minorHAnsi"/>
+                      <w:rFonts w:ascii="Cambria Math" w:hAnsi="Cambria Math" w:cstheme="minorHAnsi"/>
                       <w:i/>
                       <w:sz w:val="18"/>
                       <w:szCs w:val="18"/>
@@ -1995,7 +1995,7 @@
                 <m:sSubPr>
                   <m:ctrlPr>
                     <w:rPr>
-                      <w:rFonts w:ascii="Cambria Math" w:cstheme="minorHAnsi"/>
+                      <w:rFonts w:ascii="Cambria Math" w:hAnsi="Cambria Math" w:cstheme="minorHAnsi"/>
                       <w:i/>
                       <w:sz w:val="18"/>
                       <w:szCs w:val="18"/>
@@ -2047,7 +2047,7 @@
                   <m:sSubPr>
                     <m:ctrlPr>
                       <w:rPr>
-                        <w:rFonts w:ascii="Cambria Math" w:cstheme="minorHAnsi"/>
+                        <w:rFonts w:ascii="Cambria Math" w:hAnsi="Cambria Math" w:cstheme="minorHAnsi"/>
                         <w:i/>
                         <w:sz w:val="18"/>
                         <w:szCs w:val="18"/>
@@ -2109,7 +2109,7 @@
                 <m:sSubPr>
                   <m:ctrlPr>
                     <w:rPr>
-                      <w:rFonts w:ascii="Cambria Math" w:cstheme="minorHAnsi"/>
+                      <w:rFonts w:ascii="Cambria Math" w:hAnsi="Cambria Math" w:cstheme="minorHAnsi"/>
                       <w:i/>
                       <w:sz w:val="18"/>
                       <w:szCs w:val="18"/>
@@ -2161,7 +2161,7 @@
                   <m:sSubPr>
                     <m:ctrlPr>
                       <w:rPr>
-                        <w:rFonts w:ascii="Cambria Math" w:cstheme="minorHAnsi"/>
+                        <w:rFonts w:ascii="Cambria Math" w:hAnsi="Cambria Math" w:cstheme="minorHAnsi"/>
                         <w:i/>
                         <w:sz w:val="18"/>
                         <w:szCs w:val="18"/>
@@ -2221,7 +2221,7 @@
                 <m:sSubPr>
                   <m:ctrlPr>
                     <w:rPr>
-                      <w:rFonts w:ascii="Cambria Math" w:cstheme="minorHAnsi"/>
+                      <w:rFonts w:ascii="Cambria Math" w:hAnsi="Cambria Math" w:cstheme="minorHAnsi"/>
                       <w:i/>
                       <w:sz w:val="18"/>
                       <w:szCs w:val="18"/>
@@ -2273,7 +2273,7 @@
                   <m:sSubPr>
                     <m:ctrlPr>
                       <w:rPr>
-                        <w:rFonts w:ascii="Cambria Math" w:cstheme="minorHAnsi"/>
+                        <w:rFonts w:ascii="Cambria Math" w:hAnsi="Cambria Math" w:cstheme="minorHAnsi"/>
                         <w:i/>
                         <w:sz w:val="18"/>
                         <w:szCs w:val="18"/>
@@ -2402,7 +2402,7 @@
                   <m:sSubPr>
                     <m:ctrlPr>
                       <w:rPr>
-                        <w:rFonts w:ascii="Cambria Math" w:cstheme="minorHAnsi"/>
+                        <w:rFonts w:ascii="Cambria Math" w:hAnsi="Cambria Math" w:cstheme="minorHAnsi"/>
                         <w:i/>
                         <w:sz w:val="18"/>
                         <w:szCs w:val="18"/>
@@ -2587,7 +2587,7 @@
                   <m:sSubPr>
                     <m:ctrlPr>
                       <w:rPr>
-                        <w:rFonts w:ascii="Cambria Math" w:cstheme="minorHAnsi"/>
+                        <w:rFonts w:ascii="Cambria Math" w:hAnsi="Cambria Math" w:cstheme="minorHAnsi"/>
                         <w:i/>
                         <w:sz w:val="18"/>
                         <w:szCs w:val="18"/>
@@ -2678,6 +2678,25 @@
           <w:sz w:val="20"/>
           <w:szCs w:val="18"/>
         </w:rPr>
+        <w:sectPr>
+          <w:pgSz w:w="12240" w:h="15840"/>
+          <w:pgMar w:top="1080" w:right="1080" w:bottom="1080" w:left="1080" w:header="720" w:footer="720" w:gutter="0"/>
+          <w:cols w:space="720"/>
+          <w:docGrid w:linePitch="360"/>
+        </w:sectPr>
+      </w:pPr>
+    </w:p>
+    <w:p>
+      <w:pPr>
+        <w:spacing w:after="200" w:line="276" w:lineRule="auto"/>
+        <w:rPr>
+          <w:b/>
+          <w:bCs/>
+          <w:i/>
+          <w:color w:val="4F81BD" w:themeColor="accent1"/>
+          <w:sz w:val="20"/>
+          <w:szCs w:val="18"/>
+        </w:rPr>
       </w:pPr>
     </w:p>
     <w:p>
@@ -2689,50 +2708,13 @@
           <w:color w:val="auto"/>
         </w:rPr>
       </w:pPr>
-      <w:commentRangeStart w:id="16"/>
       <w:r>
         <w:rPr>
           <w:i w:val="0"/>
           <w:iCs/>
           <w:color w:val="auto"/>
         </w:rPr>
-        <w:t xml:space="preserve">Table </w:t>
-      </w:r>
-      <w:r>
-        <w:rPr>
-          <w:i w:val="0"/>
-          <w:iCs/>
-          <w:color w:val="auto"/>
-        </w:rPr>
-        <w:t>2</w:t>
-      </w:r>
-      <w:r>
-        <w:rPr>
-          <w:i w:val="0"/>
-          <w:iCs/>
-          <w:color w:val="auto"/>
-        </w:rPr>
-        <w:t>.</w:t>
-      </w:r>
-      <w:commentRangeEnd w:id="16"/>
-      <w:r>
-        <w:rPr>
-          <w:rStyle w:val="CommentReference"/>
-          <w:b w:val="0"/>
-          <w:bCs w:val="0"/>
-          <w:i w:val="0"/>
-          <w:iCs/>
-          <w:color w:val="auto"/>
-        </w:rPr>
-        <w:commentReference w:id="16"/>
-      </w:r>
-      <w:r>
-        <w:rPr>
-          <w:i w:val="0"/>
-          <w:iCs/>
-          <w:color w:val="auto"/>
-        </w:rPr>
-        <w:t xml:space="preserve"> </w:t>
+        <w:t xml:space="preserve">Table 2. </w:t>
       </w:r>
       <w:r>
         <w:rPr>
@@ -2749,22 +2731,20 @@
       <w:tblPr>
         <w:tblStyle w:val="TableGrid"/>
         <w:tblW w:w="0" w:type="auto"/>
-        <w:jc w:val="center"/>
+        <w:tblLayout w:type="fixed"/>
         <w:tblLook w:val="04A0" w:firstRow="1" w:lastRow="0" w:firstColumn="1" w:lastColumn="0" w:noHBand="0" w:noVBand="1"/>
       </w:tblPr>
       <w:tblGrid>
-        <w:gridCol w:w="862"/>
-        <w:gridCol w:w="2655"/>
-        <w:gridCol w:w="2943"/>
-        <w:gridCol w:w="3610"/>
+        <w:gridCol w:w="816"/>
+        <w:gridCol w:w="1266"/>
+        <w:gridCol w:w="1603"/>
+        <w:gridCol w:w="1980"/>
+        <w:gridCol w:w="8005"/>
       </w:tblGrid>
       <w:tr>
-        <w:trPr>
-          <w:jc w:val="center"/>
-        </w:trPr>
         <w:tc>
           <w:tcPr>
-            <w:tcW w:w="862" w:type="dxa"/>
+            <w:tcW w:w="816" w:type="dxa"/>
           </w:tcPr>
           <w:p>
             <w:pPr>
@@ -2784,7 +2764,7 @@
         </w:tc>
         <w:tc>
           <w:tcPr>
-            <w:tcW w:w="2655" w:type="dxa"/>
+            <w:tcW w:w="1266" w:type="dxa"/>
           </w:tcPr>
           <w:p>
             <w:pPr>
@@ -2804,7 +2784,7 @@
         </w:tc>
         <w:tc>
           <w:tcPr>
-            <w:tcW w:w="2943" w:type="dxa"/>
+            <w:tcW w:w="1603" w:type="dxa"/>
           </w:tcPr>
           <w:p>
             <w:pPr>
@@ -2824,7 +2804,7 @@
         </w:tc>
         <w:tc>
           <w:tcPr>
-            <w:tcW w:w="3610" w:type="dxa"/>
+            <w:tcW w:w="1980" w:type="dxa"/>
           </w:tcPr>
           <w:p>
             <w:pPr>
@@ -2842,14 +2822,32 @@
             </w:r>
           </w:p>
         </w:tc>
+        <w:tc>
+          <w:tcPr>
+            <w:tcW w:w="8005" w:type="dxa"/>
+          </w:tcPr>
+          <w:p>
+            <w:pPr>
+              <w:spacing w:after="0"/>
+              <w:rPr>
+                <w:b/>
+                <w:sz w:val="18"/>
+              </w:rPr>
+            </w:pPr>
+            <w:r>
+              <w:rPr>
+                <w:b/>
+                <w:sz w:val="18"/>
+              </w:rPr>
+              <w:t>Likelihood</w:t>
+            </w:r>
+          </w:p>
+        </w:tc>
       </w:tr>
       <w:tr>
-        <w:trPr>
-          <w:jc w:val="center"/>
-        </w:trPr>
         <w:tc>
           <w:tcPr>
-            <w:tcW w:w="862" w:type="dxa"/>
+            <w:tcW w:w="816" w:type="dxa"/>
           </w:tcPr>
           <w:p>
             <w:pPr>
@@ -2865,7 +2863,7 @@
         </w:tc>
         <w:tc>
           <w:tcPr>
-            <w:tcW w:w="2655" w:type="dxa"/>
+            <w:tcW w:w="1266" w:type="dxa"/>
           </w:tcPr>
           <w:p>
             <w:pPr>
@@ -2881,7 +2879,7 @@
         </w:tc>
         <w:tc>
           <w:tcPr>
-            <w:tcW w:w="2943" w:type="dxa"/>
+            <w:tcW w:w="1603" w:type="dxa"/>
           </w:tcPr>
           <w:p>
             <w:pPr>
@@ -2897,7 +2895,7 @@
         </w:tc>
         <w:tc>
           <w:tcPr>
-            <w:tcW w:w="3610" w:type="dxa"/>
+            <w:tcW w:w="1980" w:type="dxa"/>
           </w:tcPr>
           <w:p>
             <w:pPr>
@@ -2911,14 +2909,559 @@
             </w:r>
           </w:p>
         </w:tc>
+        <w:tc>
+          <w:tcPr>
+            <w:tcW w:w="8005" w:type="dxa"/>
+          </w:tcPr>
+          <w:p>
+            <w:pPr>
+              <w:spacing w:after="0"/>
+              <w:rPr>
+                <w:sz w:val="18"/>
+              </w:rPr>
+            </w:pPr>
+            <m:oMathPara>
+              <m:oMathParaPr>
+                <m:jc m:val="left"/>
+              </m:oMathParaPr>
+              <m:oMath>
+                <m:sSub>
+                  <m:sSubPr>
+                    <m:ctrlPr>
+                      <w:rPr>
+                        <w:rFonts w:ascii="Cambria Math" w:hAnsi="Cambria Math" w:cstheme="minorHAnsi"/>
+                        <w:i/>
+                      </w:rPr>
+                    </m:ctrlPr>
+                  </m:sSubPr>
+                  <m:e>
+                    <m:r>
+                      <w:rPr>
+                        <w:rFonts w:ascii="Cambria Math" w:cstheme="minorHAnsi"/>
+                      </w:rPr>
+                      <m:t>L</m:t>
+                    </m:r>
+                  </m:e>
+                  <m:sub>
+                    <m:r>
+                      <w:rPr>
+                        <w:rFonts w:ascii="Cambria Math" w:cstheme="minorHAnsi"/>
+                      </w:rPr>
+                      <m:t>DMU</m:t>
+                    </m:r>
+                  </m:sub>
+                </m:sSub>
+                <m:d>
+                  <m:dPr>
+                    <m:ctrlPr>
+                      <w:rPr>
+                        <w:rFonts w:ascii="Cambria Math" w:hAnsi="Cambria Math" w:cstheme="minorHAnsi"/>
+                        <w:i/>
+                      </w:rPr>
+                    </m:ctrlPr>
+                  </m:dPr>
+                  <m:e>
+                    <m:r>
+                      <m:rPr>
+                        <m:sty m:val="bi"/>
+                      </m:rPr>
+                      <w:rPr>
+                        <w:rFonts w:ascii="Cambria Math" w:cstheme="minorHAnsi"/>
+                      </w:rPr>
+                      <m:t>α</m:t>
+                    </m:r>
+                    <m:r>
+                      <w:rPr>
+                        <w:rFonts w:ascii="Cambria Math" w:cstheme="minorHAnsi"/>
+                      </w:rPr>
+                      <m:t>|</m:t>
+                    </m:r>
+                    <m:sSub>
+                      <m:sSubPr>
+                        <m:ctrlPr>
+                          <w:rPr>
+                            <w:rFonts w:ascii="Cambria Math" w:hAnsi="Cambria Math" w:cstheme="minorHAnsi"/>
+                            <w:i/>
+                          </w:rPr>
+                        </m:ctrlPr>
+                      </m:sSubPr>
+                      <m:e>
+                        <m:r>
+                          <m:rPr>
+                            <m:sty m:val="bi"/>
+                          </m:rPr>
+                          <w:rPr>
+                            <w:rFonts w:ascii="Cambria Math" w:cstheme="minorHAnsi"/>
+                          </w:rPr>
+                          <m:t>x</m:t>
+                        </m:r>
+                      </m:e>
+                      <m:sub>
+                        <m:r>
+                          <w:rPr>
+                            <w:rFonts w:ascii="Cambria Math" w:cstheme="minorHAnsi"/>
+                          </w:rPr>
+                          <m:t>obs</m:t>
+                        </m:r>
+                      </m:sub>
+                    </m:sSub>
+                  </m:e>
+                </m:d>
+                <m:r>
+                  <w:rPr>
+                    <w:rFonts w:ascii="Cambria Math" w:cstheme="minorHAnsi"/>
+                  </w:rPr>
+                  <m:t>=</m:t>
+                </m:r>
+                <m:f>
+                  <m:fPr>
+                    <m:ctrlPr>
+                      <w:rPr>
+                        <w:rFonts w:ascii="Cambria Math" w:hAnsi="Cambria Math" w:cstheme="minorHAnsi"/>
+                        <w:i/>
+                      </w:rPr>
+                    </m:ctrlPr>
+                  </m:fPr>
+                  <m:num>
+                    <m:r>
+                      <w:rPr>
+                        <w:rFonts w:ascii="Cambria Math" w:cstheme="minorHAnsi"/>
+                      </w:rPr>
+                      <m:t>Γ</m:t>
+                    </m:r>
+                    <m:d>
+                      <m:dPr>
+                        <m:ctrlPr>
+                          <w:rPr>
+                            <w:rFonts w:ascii="Cambria Math" w:hAnsi="Cambria Math" w:cstheme="minorHAnsi"/>
+                            <w:i/>
+                          </w:rPr>
+                        </m:ctrlPr>
+                      </m:dPr>
+                      <m:e>
+                        <m:sSub>
+                          <m:sSubPr>
+                            <m:ctrlPr>
+                              <w:rPr>
+                                <w:rFonts w:ascii="Cambria Math" w:hAnsi="Cambria Math" w:cstheme="minorHAnsi"/>
+                                <w:i/>
+                              </w:rPr>
+                            </m:ctrlPr>
+                          </m:sSubPr>
+                          <m:e>
+                            <m:r>
+                              <w:rPr>
+                                <w:rFonts w:ascii="Cambria Math" w:cstheme="minorHAnsi"/>
+                              </w:rPr>
+                              <m:t>n</m:t>
+                            </m:r>
+                          </m:e>
+                          <m:sub>
+                            <m:r>
+                              <w:rPr>
+                                <w:rFonts w:ascii="Cambria Math" w:cstheme="minorHAnsi"/>
+                              </w:rPr>
+                              <m:t>obs</m:t>
+                            </m:r>
+                          </m:sub>
+                        </m:sSub>
+                        <m:r>
+                          <w:rPr>
+                            <w:rFonts w:ascii="Cambria Math" w:cstheme="minorHAnsi"/>
+                          </w:rPr>
+                          <m:t>+1</m:t>
+                        </m:r>
+                      </m:e>
+                    </m:d>
+                  </m:num>
+                  <m:den>
+                    <m:nary>
+                      <m:naryPr>
+                        <m:chr m:val="∏"/>
+                        <m:ctrlPr>
+                          <w:rPr>
+                            <w:rFonts w:ascii="Cambria Math" w:hAnsi="Cambria Math" w:cstheme="minorHAnsi"/>
+                            <w:i/>
+                          </w:rPr>
+                        </m:ctrlPr>
+                      </m:naryPr>
+                      <m:sub>
+                        <m:r>
+                          <w:rPr>
+                            <w:rFonts w:ascii="Cambria Math" w:cstheme="minorHAnsi"/>
+                          </w:rPr>
+                          <m:t>a=1</m:t>
+                        </m:r>
+                      </m:sub>
+                      <m:sup>
+                        <m:r>
+                          <w:rPr>
+                            <w:rFonts w:ascii="Cambria Math" w:cstheme="minorHAnsi"/>
+                          </w:rPr>
+                          <m:t>A</m:t>
+                        </m:r>
+                      </m:sup>
+                      <m:e>
+                        <m:r>
+                          <w:rPr>
+                            <w:rFonts w:ascii="Cambria Math" w:cstheme="minorHAnsi"/>
+                          </w:rPr>
+                          <m:t>Γ</m:t>
+                        </m:r>
+                        <m:d>
+                          <m:dPr>
+                            <m:ctrlPr>
+                              <w:rPr>
+                                <w:rFonts w:ascii="Cambria Math" w:hAnsi="Cambria Math" w:cstheme="minorHAnsi"/>
+                                <w:i/>
+                              </w:rPr>
+                            </m:ctrlPr>
+                          </m:dPr>
+                          <m:e>
+                            <m:sSub>
+                              <m:sSubPr>
+                                <m:ctrlPr>
+                                  <w:rPr>
+                                    <w:rFonts w:ascii="Cambria Math" w:hAnsi="Cambria Math" w:cstheme="minorHAnsi"/>
+                                    <w:i/>
+                                  </w:rPr>
+                                </m:ctrlPr>
+                              </m:sSubPr>
+                              <m:e>
+                                <m:r>
+                                  <w:rPr>
+                                    <w:rFonts w:ascii="Cambria Math" w:cstheme="minorHAnsi"/>
+                                  </w:rPr>
+                                  <m:t>x</m:t>
+                                </m:r>
+                              </m:e>
+                              <m:sub>
+                                <m:r>
+                                  <w:rPr>
+                                    <w:rFonts w:ascii="Cambria Math" w:cstheme="minorHAnsi"/>
+                                  </w:rPr>
+                                  <m:t>obs,a</m:t>
+                                </m:r>
+                              </m:sub>
+                            </m:sSub>
+                            <m:r>
+                              <w:rPr>
+                                <w:rFonts w:ascii="Cambria Math" w:cstheme="minorHAnsi"/>
+                              </w:rPr>
+                              <m:t>+1</m:t>
+                            </m:r>
+                          </m:e>
+                        </m:d>
+                      </m:e>
+                    </m:nary>
+                  </m:den>
+                </m:f>
+                <m:f>
+                  <m:fPr>
+                    <m:ctrlPr>
+                      <w:rPr>
+                        <w:rFonts w:ascii="Cambria Math" w:hAnsi="Cambria Math" w:cstheme="minorHAnsi"/>
+                        <w:i/>
+                      </w:rPr>
+                    </m:ctrlPr>
+                  </m:fPr>
+                  <m:num>
+                    <m:r>
+                      <w:rPr>
+                        <w:rFonts w:ascii="Cambria Math" w:cstheme="minorHAnsi"/>
+                      </w:rPr>
+                      <m:t>Γ</m:t>
+                    </m:r>
+                    <m:d>
+                      <m:dPr>
+                        <m:ctrlPr>
+                          <w:rPr>
+                            <w:rFonts w:ascii="Cambria Math" w:hAnsi="Cambria Math" w:cstheme="minorHAnsi"/>
+                            <w:i/>
+                          </w:rPr>
+                        </m:ctrlPr>
+                      </m:dPr>
+                      <m:e>
+                        <m:sSub>
+                          <m:sSubPr>
+                            <m:ctrlPr>
+                              <w:rPr>
+                                <w:rFonts w:ascii="Cambria Math" w:hAnsi="Cambria Math" w:cstheme="minorHAnsi"/>
+                                <w:i/>
+                              </w:rPr>
+                            </m:ctrlPr>
+                          </m:sSubPr>
+                          <m:e>
+                            <m:r>
+                              <w:rPr>
+                                <w:rFonts w:ascii="Cambria Math" w:cstheme="minorHAnsi"/>
+                              </w:rPr>
+                              <m:t>α</m:t>
+                            </m:r>
+                          </m:e>
+                          <m:sub>
+                            <m:r>
+                              <w:rPr>
+                                <w:rFonts w:ascii="Cambria Math" w:cstheme="minorHAnsi"/>
+                              </w:rPr>
+                              <m:t>0</m:t>
+                            </m:r>
+                          </m:sub>
+                        </m:sSub>
+                      </m:e>
+                    </m:d>
+                  </m:num>
+                  <m:den>
+                    <m:r>
+                      <w:rPr>
+                        <w:rFonts w:ascii="Cambria Math" w:cstheme="minorHAnsi"/>
+                      </w:rPr>
+                      <m:t>Γ</m:t>
+                    </m:r>
+                    <m:d>
+                      <m:dPr>
+                        <m:ctrlPr>
+                          <w:rPr>
+                            <w:rFonts w:ascii="Cambria Math" w:hAnsi="Cambria Math" w:cstheme="minorHAnsi"/>
+                            <w:i/>
+                          </w:rPr>
+                        </m:ctrlPr>
+                      </m:dPr>
+                      <m:e>
+                        <m:sSub>
+                          <m:sSubPr>
+                            <m:ctrlPr>
+                              <w:rPr>
+                                <w:rFonts w:ascii="Cambria Math" w:hAnsi="Cambria Math" w:cstheme="minorHAnsi"/>
+                                <w:i/>
+                              </w:rPr>
+                            </m:ctrlPr>
+                          </m:sSubPr>
+                          <m:e>
+                            <m:r>
+                              <w:rPr>
+                                <w:rFonts w:ascii="Cambria Math" w:cstheme="minorHAnsi"/>
+                              </w:rPr>
+                              <m:t>n</m:t>
+                            </m:r>
+                          </m:e>
+                          <m:sub>
+                            <m:r>
+                              <w:rPr>
+                                <w:rFonts w:ascii="Cambria Math" w:cstheme="minorHAnsi"/>
+                              </w:rPr>
+                              <m:t>obs</m:t>
+                            </m:r>
+                          </m:sub>
+                        </m:sSub>
+                        <m:r>
+                          <w:rPr>
+                            <w:rFonts w:ascii="Cambria Math" w:cstheme="minorHAnsi"/>
+                          </w:rPr>
+                          <m:t>+</m:t>
+                        </m:r>
+                        <m:sSub>
+                          <m:sSubPr>
+                            <m:ctrlPr>
+                              <w:rPr>
+                                <w:rFonts w:ascii="Cambria Math" w:hAnsi="Cambria Math" w:cstheme="minorHAnsi"/>
+                                <w:i/>
+                              </w:rPr>
+                            </m:ctrlPr>
+                          </m:sSubPr>
+                          <m:e>
+                            <m:r>
+                              <w:rPr>
+                                <w:rFonts w:ascii="Cambria Math" w:cstheme="minorHAnsi"/>
+                              </w:rPr>
+                              <m:t>α</m:t>
+                            </m:r>
+                          </m:e>
+                          <m:sub>
+                            <m:r>
+                              <w:rPr>
+                                <w:rFonts w:ascii="Cambria Math" w:cstheme="minorHAnsi"/>
+                              </w:rPr>
+                              <m:t>0</m:t>
+                            </m:r>
+                          </m:sub>
+                        </m:sSub>
+                      </m:e>
+                    </m:d>
+                  </m:den>
+                </m:f>
+                <m:nary>
+                  <m:naryPr>
+                    <m:chr m:val="∏"/>
+                    <m:ctrlPr>
+                      <w:rPr>
+                        <w:rFonts w:ascii="Cambria Math" w:hAnsi="Cambria Math" w:cstheme="minorHAnsi"/>
+                        <w:i/>
+                      </w:rPr>
+                    </m:ctrlPr>
+                  </m:naryPr>
+                  <m:sub>
+                    <m:r>
+                      <w:rPr>
+                        <w:rFonts w:ascii="Cambria Math" w:cstheme="minorHAnsi"/>
+                      </w:rPr>
+                      <m:t>a=1</m:t>
+                    </m:r>
+                  </m:sub>
+                  <m:sup>
+                    <m:r>
+                      <w:rPr>
+                        <w:rFonts w:ascii="Cambria Math" w:cstheme="minorHAnsi"/>
+                      </w:rPr>
+                      <m:t>A</m:t>
+                    </m:r>
+                  </m:sup>
+                  <m:e>
+                    <m:f>
+                      <m:fPr>
+                        <m:ctrlPr>
+                          <w:rPr>
+                            <w:rFonts w:ascii="Cambria Math" w:hAnsi="Cambria Math" w:cstheme="minorHAnsi"/>
+                            <w:i/>
+                          </w:rPr>
+                        </m:ctrlPr>
+                      </m:fPr>
+                      <m:num>
+                        <m:r>
+                          <w:rPr>
+                            <w:rFonts w:ascii="Cambria Math" w:cstheme="minorHAnsi"/>
+                          </w:rPr>
+                          <m:t>Γ</m:t>
+                        </m:r>
+                        <m:d>
+                          <m:dPr>
+                            <m:ctrlPr>
+                              <w:rPr>
+                                <w:rFonts w:ascii="Cambria Math" w:hAnsi="Cambria Math" w:cstheme="minorHAnsi"/>
+                                <w:i/>
+                              </w:rPr>
+                            </m:ctrlPr>
+                          </m:dPr>
+                          <m:e>
+                            <m:sSub>
+                              <m:sSubPr>
+                                <m:ctrlPr>
+                                  <w:rPr>
+                                    <w:rFonts w:ascii="Cambria Math" w:hAnsi="Cambria Math" w:cstheme="minorHAnsi"/>
+                                    <w:i/>
+                                  </w:rPr>
+                                </m:ctrlPr>
+                              </m:sSubPr>
+                              <m:e>
+                                <m:r>
+                                  <w:rPr>
+                                    <w:rFonts w:ascii="Cambria Math" w:cstheme="minorHAnsi"/>
+                                  </w:rPr>
+                                  <m:t>x</m:t>
+                                </m:r>
+                              </m:e>
+                              <m:sub>
+                                <m:r>
+                                  <w:rPr>
+                                    <w:rFonts w:ascii="Cambria Math" w:cstheme="minorHAnsi"/>
+                                  </w:rPr>
+                                  <m:t>obs,a</m:t>
+                                </m:r>
+                              </m:sub>
+                            </m:sSub>
+                            <m:r>
+                              <w:rPr>
+                                <w:rFonts w:ascii="Cambria Math" w:cstheme="minorHAnsi"/>
+                              </w:rPr>
+                              <m:t>+</m:t>
+                            </m:r>
+                            <m:sSub>
+                              <m:sSubPr>
+                                <m:ctrlPr>
+                                  <w:rPr>
+                                    <w:rFonts w:ascii="Cambria Math" w:hAnsi="Cambria Math" w:cstheme="minorHAnsi"/>
+                                    <w:i/>
+                                  </w:rPr>
+                                </m:ctrlPr>
+                              </m:sSubPr>
+                              <m:e>
+                                <m:r>
+                                  <w:rPr>
+                                    <w:rFonts w:ascii="Cambria Math" w:cstheme="minorHAnsi"/>
+                                  </w:rPr>
+                                  <m:t>α</m:t>
+                                </m:r>
+                              </m:e>
+                              <m:sub>
+                                <m:r>
+                                  <w:rPr>
+                                    <w:rFonts w:ascii="Cambria Math" w:cstheme="minorHAnsi"/>
+                                  </w:rPr>
+                                  <m:t>a</m:t>
+                                </m:r>
+                              </m:sub>
+                            </m:sSub>
+                          </m:e>
+                        </m:d>
+                      </m:num>
+                      <m:den>
+                        <m:r>
+                          <w:rPr>
+                            <w:rFonts w:ascii="Cambria Math" w:cstheme="minorHAnsi"/>
+                          </w:rPr>
+                          <m:t>Γ</m:t>
+                        </m:r>
+                        <m:d>
+                          <m:dPr>
+                            <m:ctrlPr>
+                              <w:rPr>
+                                <w:rFonts w:ascii="Cambria Math" w:hAnsi="Cambria Math" w:cstheme="minorHAnsi"/>
+                                <w:i/>
+                              </w:rPr>
+                            </m:ctrlPr>
+                          </m:dPr>
+                          <m:e>
+                            <m:sSub>
+                              <m:sSubPr>
+                                <m:ctrlPr>
+                                  <w:rPr>
+                                    <w:rFonts w:ascii="Cambria Math" w:hAnsi="Cambria Math" w:cstheme="minorHAnsi"/>
+                                    <w:i/>
+                                  </w:rPr>
+                                </m:ctrlPr>
+                              </m:sSubPr>
+                              <m:e>
+                                <m:r>
+                                  <w:rPr>
+                                    <w:rFonts w:ascii="Cambria Math" w:cstheme="minorHAnsi"/>
+                                  </w:rPr>
+                                  <m:t>α</m:t>
+                                </m:r>
+                              </m:e>
+                              <m:sub>
+                                <m:r>
+                                  <w:rPr>
+                                    <w:rFonts w:ascii="Cambria Math" w:cstheme="minorHAnsi"/>
+                                  </w:rPr>
+                                  <m:t>a</m:t>
+                                </m:r>
+                              </m:sub>
+                            </m:sSub>
+                          </m:e>
+                        </m:d>
+                      </m:den>
+                    </m:f>
+                  </m:e>
+                </m:nary>
+              </m:oMath>
+            </m:oMathPara>
+          </w:p>
+        </w:tc>
       </w:tr>
       <w:tr>
-        <w:trPr>
-          <w:jc w:val="center"/>
-        </w:trPr>
         <w:tc>
           <w:tcPr>
-            <w:tcW w:w="862" w:type="dxa"/>
+            <w:tcW w:w="816" w:type="dxa"/>
           </w:tcPr>
           <w:p>
             <w:pPr>
@@ -2934,7 +3477,7 @@
         </w:tc>
         <w:tc>
           <w:tcPr>
-            <w:tcW w:w="2655" w:type="dxa"/>
+            <w:tcW w:w="1266" w:type="dxa"/>
           </w:tcPr>
           <w:p>
             <w:pPr>
@@ -2950,7 +3493,7 @@
         </w:tc>
         <w:tc>
           <w:tcPr>
-            <w:tcW w:w="2943" w:type="dxa"/>
+            <w:tcW w:w="1603" w:type="dxa"/>
           </w:tcPr>
           <w:p>
             <w:pPr>
@@ -2966,7 +3509,7 @@
         </w:tc>
         <w:tc>
           <w:tcPr>
-            <w:tcW w:w="3610" w:type="dxa"/>
+            <w:tcW w:w="1980" w:type="dxa"/>
           </w:tcPr>
           <w:p>
             <w:pPr>
@@ -2980,14 +3523,603 @@
             </w:r>
           </w:p>
         </w:tc>
+        <w:tc>
+          <w:tcPr>
+            <w:tcW w:w="8005" w:type="dxa"/>
+          </w:tcPr>
+          <w:p>
+            <w:pPr>
+              <w:spacing w:after="0"/>
+              <w:rPr>
+                <w:sz w:val="18"/>
+              </w:rPr>
+            </w:pPr>
+            <m:oMathPara>
+              <m:oMathParaPr>
+                <m:jc m:val="left"/>
+              </m:oMathParaPr>
+              <m:oMath>
+                <m:sSub>
+                  <m:sSubPr>
+                    <m:ctrlPr>
+                      <w:rPr>
+                        <w:rFonts w:ascii="Cambria Math" w:hAnsi="Cambria Math" w:cstheme="minorHAnsi"/>
+                        <w:i/>
+                      </w:rPr>
+                    </m:ctrlPr>
+                  </m:sSubPr>
+                  <m:e>
+                    <m:r>
+                      <w:rPr>
+                        <w:rFonts w:ascii="Cambria Math" w:cstheme="minorHAnsi"/>
+                      </w:rPr>
+                      <m:t>L</m:t>
+                    </m:r>
+                  </m:e>
+                  <m:sub>
+                    <m:r>
+                      <w:rPr>
+                        <w:rFonts w:ascii="Cambria Math" w:cstheme="minorHAnsi"/>
+                      </w:rPr>
+                      <m:t>DMS</m:t>
+                    </m:r>
+                  </m:sub>
+                </m:sSub>
+                <m:d>
+                  <m:dPr>
+                    <m:ctrlPr>
+                      <w:rPr>
+                        <w:rFonts w:ascii="Cambria Math" w:hAnsi="Cambria Math" w:cstheme="minorHAnsi"/>
+                        <w:i/>
+                      </w:rPr>
+                    </m:ctrlPr>
+                  </m:dPr>
+                  <m:e>
+                    <m:sSub>
+                      <m:sSubPr>
+                        <m:ctrlPr>
+                          <w:rPr>
+                            <w:rFonts w:ascii="Cambria Math" w:hAnsi="Cambria Math" w:cstheme="minorHAnsi"/>
+                            <w:i/>
+                          </w:rPr>
+                        </m:ctrlPr>
+                      </m:sSubPr>
+                      <m:e>
+                        <m:r>
+                          <m:rPr>
+                            <m:sty m:val="bi"/>
+                          </m:rPr>
+                          <w:rPr>
+                            <w:rFonts w:ascii="Cambria Math" w:cstheme="minorHAnsi"/>
+                          </w:rPr>
+                          <m:t>p</m:t>
+                        </m:r>
+                      </m:e>
+                      <m:sub>
+                        <m:r>
+                          <w:rPr>
+                            <w:rFonts w:ascii="Cambria Math" w:cstheme="minorHAnsi"/>
+                          </w:rPr>
+                          <m:t>pred</m:t>
+                        </m:r>
+                      </m:sub>
+                    </m:sSub>
+                    <m:r>
+                      <w:rPr>
+                        <w:rFonts w:ascii="Cambria Math" w:cstheme="minorHAnsi"/>
+                      </w:rPr>
+                      <m:t>,β|</m:t>
+                    </m:r>
+                    <m:sSub>
+                      <m:sSubPr>
+                        <m:ctrlPr>
+                          <w:rPr>
+                            <w:rFonts w:ascii="Cambria Math" w:hAnsi="Cambria Math" w:cstheme="minorHAnsi"/>
+                            <w:i/>
+                          </w:rPr>
+                        </m:ctrlPr>
+                      </m:sSubPr>
+                      <m:e>
+                        <m:r>
+                          <m:rPr>
+                            <m:sty m:val="bi"/>
+                          </m:rPr>
+                          <w:rPr>
+                            <w:rFonts w:ascii="Cambria Math" w:cstheme="minorHAnsi"/>
+                          </w:rPr>
+                          <m:t>x</m:t>
+                        </m:r>
+                      </m:e>
+                      <m:sub>
+                        <m:r>
+                          <w:rPr>
+                            <w:rFonts w:ascii="Cambria Math" w:cstheme="minorHAnsi"/>
+                          </w:rPr>
+                          <m:t>obs</m:t>
+                        </m:r>
+                      </m:sub>
+                    </m:sSub>
+                  </m:e>
+                </m:d>
+                <m:r>
+                  <w:rPr>
+                    <w:rFonts w:ascii="Cambria Math" w:cstheme="minorHAnsi"/>
+                  </w:rPr>
+                  <m:t>=</m:t>
+                </m:r>
+                <m:f>
+                  <m:fPr>
+                    <m:ctrlPr>
+                      <w:rPr>
+                        <w:rFonts w:ascii="Cambria Math" w:hAnsi="Cambria Math" w:cstheme="minorHAnsi"/>
+                        <w:i/>
+                      </w:rPr>
+                    </m:ctrlPr>
+                  </m:fPr>
+                  <m:num>
+                    <m:r>
+                      <w:rPr>
+                        <w:rFonts w:ascii="Cambria Math" w:cstheme="minorHAnsi"/>
+                      </w:rPr>
+                      <m:t>Γ</m:t>
+                    </m:r>
+                    <m:d>
+                      <m:dPr>
+                        <m:ctrlPr>
+                          <w:rPr>
+                            <w:rFonts w:ascii="Cambria Math" w:hAnsi="Cambria Math" w:cstheme="minorHAnsi"/>
+                            <w:i/>
+                          </w:rPr>
+                        </m:ctrlPr>
+                      </m:dPr>
+                      <m:e>
+                        <m:sSub>
+                          <m:sSubPr>
+                            <m:ctrlPr>
+                              <w:rPr>
+                                <w:rFonts w:ascii="Cambria Math" w:hAnsi="Cambria Math" w:cstheme="minorHAnsi"/>
+                                <w:i/>
+                              </w:rPr>
+                            </m:ctrlPr>
+                          </m:sSubPr>
+                          <m:e>
+                            <m:r>
+                              <w:rPr>
+                                <w:rFonts w:ascii="Cambria Math" w:cstheme="minorHAnsi"/>
+                              </w:rPr>
+                              <m:t>n</m:t>
+                            </m:r>
+                          </m:e>
+                          <m:sub>
+                            <m:r>
+                              <w:rPr>
+                                <w:rFonts w:ascii="Cambria Math" w:cstheme="minorHAnsi"/>
+                              </w:rPr>
+                              <m:t>obs</m:t>
+                            </m:r>
+                          </m:sub>
+                        </m:sSub>
+                        <m:r>
+                          <w:rPr>
+                            <w:rFonts w:ascii="Cambria Math" w:cstheme="minorHAnsi"/>
+                          </w:rPr>
+                          <m:t>+1</m:t>
+                        </m:r>
+                      </m:e>
+                    </m:d>
+                  </m:num>
+                  <m:den>
+                    <m:nary>
+                      <m:naryPr>
+                        <m:chr m:val="∏"/>
+                        <m:ctrlPr>
+                          <w:rPr>
+                            <w:rFonts w:ascii="Cambria Math" w:hAnsi="Cambria Math" w:cstheme="minorHAnsi"/>
+                            <w:i/>
+                          </w:rPr>
+                        </m:ctrlPr>
+                      </m:naryPr>
+                      <m:sub>
+                        <m:r>
+                          <w:rPr>
+                            <w:rFonts w:ascii="Cambria Math" w:cstheme="minorHAnsi"/>
+                          </w:rPr>
+                          <m:t>a=1</m:t>
+                        </m:r>
+                      </m:sub>
+                      <m:sup>
+                        <m:r>
+                          <w:rPr>
+                            <w:rFonts w:ascii="Cambria Math" w:cstheme="minorHAnsi"/>
+                          </w:rPr>
+                          <m:t>A</m:t>
+                        </m:r>
+                      </m:sup>
+                      <m:e>
+                        <m:r>
+                          <w:rPr>
+                            <w:rFonts w:ascii="Cambria Math" w:cstheme="minorHAnsi"/>
+                          </w:rPr>
+                          <m:t>Γ</m:t>
+                        </m:r>
+                        <m:d>
+                          <m:dPr>
+                            <m:ctrlPr>
+                              <w:rPr>
+                                <w:rFonts w:ascii="Cambria Math" w:hAnsi="Cambria Math" w:cstheme="minorHAnsi"/>
+                                <w:i/>
+                              </w:rPr>
+                            </m:ctrlPr>
+                          </m:dPr>
+                          <m:e>
+                            <m:sSub>
+                              <m:sSubPr>
+                                <m:ctrlPr>
+                                  <w:rPr>
+                                    <w:rFonts w:ascii="Cambria Math" w:hAnsi="Cambria Math" w:cstheme="minorHAnsi"/>
+                                    <w:i/>
+                                  </w:rPr>
+                                </m:ctrlPr>
+                              </m:sSubPr>
+                              <m:e>
+                                <m:r>
+                                  <w:rPr>
+                                    <w:rFonts w:ascii="Cambria Math" w:cstheme="minorHAnsi"/>
+                                  </w:rPr>
+                                  <m:t>n</m:t>
+                                </m:r>
+                              </m:e>
+                              <m:sub>
+                                <m:r>
+                                  <w:rPr>
+                                    <w:rFonts w:ascii="Cambria Math" w:cstheme="minorHAnsi"/>
+                                  </w:rPr>
+                                  <m:t>obs</m:t>
+                                </m:r>
+                              </m:sub>
+                            </m:sSub>
+                            <m:sSub>
+                              <m:sSubPr>
+                                <m:ctrlPr>
+                                  <w:rPr>
+                                    <w:rFonts w:ascii="Cambria Math" w:hAnsi="Cambria Math" w:cstheme="minorHAnsi"/>
+                                    <w:i/>
+                                  </w:rPr>
+                                </m:ctrlPr>
+                              </m:sSubPr>
+                              <m:e>
+                                <m:r>
+                                  <w:rPr>
+                                    <w:rFonts w:ascii="Cambria Math" w:cstheme="minorHAnsi"/>
+                                  </w:rPr>
+                                  <m:t>p</m:t>
+                                </m:r>
+                              </m:e>
+                              <m:sub>
+                                <m:r>
+                                  <w:rPr>
+                                    <w:rFonts w:ascii="Cambria Math" w:cstheme="minorHAnsi"/>
+                                  </w:rPr>
+                                  <m:t>obs,a</m:t>
+                                </m:r>
+                              </m:sub>
+                            </m:sSub>
+                            <m:r>
+                              <w:rPr>
+                                <w:rFonts w:ascii="Cambria Math" w:cstheme="minorHAnsi"/>
+                              </w:rPr>
+                              <m:t>+1</m:t>
+                            </m:r>
+                          </m:e>
+                        </m:d>
+                      </m:e>
+                    </m:nary>
+                  </m:den>
+                </m:f>
+                <m:f>
+                  <m:fPr>
+                    <m:ctrlPr>
+                      <w:rPr>
+                        <w:rFonts w:ascii="Cambria Math" w:hAnsi="Cambria Math" w:cstheme="minorHAnsi"/>
+                        <w:i/>
+                      </w:rPr>
+                    </m:ctrlPr>
+                  </m:fPr>
+                  <m:num>
+                    <m:r>
+                      <w:rPr>
+                        <w:rFonts w:ascii="Cambria Math" w:cstheme="minorHAnsi"/>
+                      </w:rPr>
+                      <m:t>Γ</m:t>
+                    </m:r>
+                    <m:d>
+                      <m:dPr>
+                        <m:ctrlPr>
+                          <w:rPr>
+                            <w:rFonts w:ascii="Cambria Math" w:hAnsi="Cambria Math" w:cstheme="minorHAnsi"/>
+                            <w:i/>
+                          </w:rPr>
+                        </m:ctrlPr>
+                      </m:dPr>
+                      <m:e>
+                        <m:r>
+                          <w:rPr>
+                            <w:rFonts w:ascii="Cambria Math" w:cstheme="minorHAnsi"/>
+                          </w:rPr>
+                          <m:t>β</m:t>
+                        </m:r>
+                      </m:e>
+                    </m:d>
+                  </m:num>
+                  <m:den>
+                    <m:r>
+                      <w:rPr>
+                        <w:rFonts w:ascii="Cambria Math" w:cstheme="minorHAnsi"/>
+                      </w:rPr>
+                      <m:t>Γ</m:t>
+                    </m:r>
+                    <m:d>
+                      <m:dPr>
+                        <m:ctrlPr>
+                          <w:rPr>
+                            <w:rFonts w:ascii="Cambria Math" w:hAnsi="Cambria Math" w:cstheme="minorHAnsi"/>
+                            <w:i/>
+                          </w:rPr>
+                        </m:ctrlPr>
+                      </m:dPr>
+                      <m:e>
+                        <m:sSub>
+                          <m:sSubPr>
+                            <m:ctrlPr>
+                              <w:rPr>
+                                <w:rFonts w:ascii="Cambria Math" w:hAnsi="Cambria Math" w:cstheme="minorHAnsi"/>
+                                <w:i/>
+                              </w:rPr>
+                            </m:ctrlPr>
+                          </m:sSubPr>
+                          <m:e>
+                            <m:r>
+                              <w:rPr>
+                                <w:rFonts w:ascii="Cambria Math" w:cstheme="minorHAnsi"/>
+                              </w:rPr>
+                              <m:t>n</m:t>
+                            </m:r>
+                          </m:e>
+                          <m:sub>
+                            <m:r>
+                              <w:rPr>
+                                <w:rFonts w:ascii="Cambria Math" w:cstheme="minorHAnsi"/>
+                              </w:rPr>
+                              <m:t>obs</m:t>
+                            </m:r>
+                          </m:sub>
+                        </m:sSub>
+                        <m:r>
+                          <w:rPr>
+                            <w:rFonts w:ascii="Cambria Math" w:cstheme="minorHAnsi"/>
+                          </w:rPr>
+                          <m:t>+β</m:t>
+                        </m:r>
+                      </m:e>
+                    </m:d>
+                  </m:den>
+                </m:f>
+                <m:nary>
+                  <m:naryPr>
+                    <m:chr m:val="∏"/>
+                    <m:ctrlPr>
+                      <w:rPr>
+                        <w:rFonts w:ascii="Cambria Math" w:hAnsi="Cambria Math" w:cstheme="minorHAnsi"/>
+                        <w:i/>
+                      </w:rPr>
+                    </m:ctrlPr>
+                  </m:naryPr>
+                  <m:sub>
+                    <m:r>
+                      <w:rPr>
+                        <w:rFonts w:ascii="Cambria Math" w:cstheme="minorHAnsi"/>
+                      </w:rPr>
+                      <m:t>a=1</m:t>
+                    </m:r>
+                  </m:sub>
+                  <m:sup>
+                    <m:r>
+                      <w:rPr>
+                        <w:rFonts w:ascii="Cambria Math" w:cstheme="minorHAnsi"/>
+                      </w:rPr>
+                      <m:t>A</m:t>
+                    </m:r>
+                  </m:sup>
+                  <m:e>
+                    <m:f>
+                      <m:fPr>
+                        <m:ctrlPr>
+                          <w:rPr>
+                            <w:rFonts w:ascii="Cambria Math" w:hAnsi="Cambria Math" w:cstheme="minorHAnsi"/>
+                            <w:i/>
+                          </w:rPr>
+                        </m:ctrlPr>
+                      </m:fPr>
+                      <m:num>
+                        <m:r>
+                          <w:rPr>
+                            <w:rFonts w:ascii="Cambria Math" w:cstheme="minorHAnsi"/>
+                          </w:rPr>
+                          <m:t>Γ</m:t>
+                        </m:r>
+                        <m:d>
+                          <m:dPr>
+                            <m:ctrlPr>
+                              <w:rPr>
+                                <w:rFonts w:ascii="Cambria Math" w:hAnsi="Cambria Math" w:cstheme="minorHAnsi"/>
+                                <w:i/>
+                              </w:rPr>
+                            </m:ctrlPr>
+                          </m:dPr>
+                          <m:e>
+                            <m:sSub>
+                              <m:sSubPr>
+                                <m:ctrlPr>
+                                  <w:rPr>
+                                    <w:rFonts w:ascii="Cambria Math" w:hAnsi="Cambria Math" w:cstheme="minorHAnsi"/>
+                                    <w:i/>
+                                  </w:rPr>
+                                </m:ctrlPr>
+                              </m:sSubPr>
+                              <m:e>
+                                <m:r>
+                                  <w:rPr>
+                                    <w:rFonts w:ascii="Cambria Math" w:cstheme="minorHAnsi"/>
+                                  </w:rPr>
+                                  <m:t>n</m:t>
+                                </m:r>
+                              </m:e>
+                              <m:sub>
+                                <m:r>
+                                  <w:rPr>
+                                    <w:rFonts w:ascii="Cambria Math" w:cstheme="minorHAnsi"/>
+                                  </w:rPr>
+                                  <m:t>obs</m:t>
+                                </m:r>
+                              </m:sub>
+                            </m:sSub>
+                            <m:sSub>
+                              <m:sSubPr>
+                                <m:ctrlPr>
+                                  <w:rPr>
+                                    <w:rFonts w:ascii="Cambria Math" w:hAnsi="Cambria Math" w:cstheme="minorHAnsi"/>
+                                    <w:i/>
+                                  </w:rPr>
+                                </m:ctrlPr>
+                              </m:sSubPr>
+                              <m:e>
+                                <m:r>
+                                  <w:rPr>
+                                    <w:rFonts w:ascii="Cambria Math" w:cstheme="minorHAnsi"/>
+                                  </w:rPr>
+                                  <m:t>p</m:t>
+                                </m:r>
+                              </m:e>
+                              <m:sub>
+                                <m:r>
+                                  <w:rPr>
+                                    <w:rFonts w:ascii="Cambria Math" w:cstheme="minorHAnsi"/>
+                                  </w:rPr>
+                                  <m:t>obs,a</m:t>
+                                </m:r>
+                              </m:sub>
+                            </m:sSub>
+                            <m:r>
+                              <w:rPr>
+                                <w:rFonts w:ascii="Cambria Math" w:cstheme="minorHAnsi"/>
+                              </w:rPr>
+                              <m:t>+β</m:t>
+                            </m:r>
+                            <m:r>
+                              <w:rPr>
+                                <w:rFonts w:ascii="Cambria Math" w:hAnsi="Cambria Math" w:cs="Cambria Math"/>
+                              </w:rPr>
+                              <m:t>⋅</m:t>
+                            </m:r>
+                            <m:sSub>
+                              <m:sSubPr>
+                                <m:ctrlPr>
+                                  <w:rPr>
+                                    <w:rFonts w:ascii="Cambria Math" w:hAnsi="Cambria Math" w:cstheme="minorHAnsi"/>
+                                    <w:i/>
+                                  </w:rPr>
+                                </m:ctrlPr>
+                              </m:sSubPr>
+                              <m:e>
+                                <m:r>
+                                  <w:rPr>
+                                    <w:rFonts w:ascii="Cambria Math" w:cstheme="minorHAnsi"/>
+                                  </w:rPr>
+                                  <m:t>p</m:t>
+                                </m:r>
+                              </m:e>
+                              <m:sub>
+                                <m:r>
+                                  <w:rPr>
+                                    <w:rFonts w:ascii="Cambria Math" w:cstheme="minorHAnsi"/>
+                                  </w:rPr>
+                                  <m:t>pred,a</m:t>
+                                </m:r>
+                              </m:sub>
+                            </m:sSub>
+                          </m:e>
+                        </m:d>
+                      </m:num>
+                      <m:den>
+                        <m:r>
+                          <w:rPr>
+                            <w:rFonts w:ascii="Cambria Math" w:cstheme="minorHAnsi"/>
+                          </w:rPr>
+                          <m:t>Γ</m:t>
+                        </m:r>
+                        <m:d>
+                          <m:dPr>
+                            <m:ctrlPr>
+                              <w:rPr>
+                                <w:rFonts w:ascii="Cambria Math" w:hAnsi="Cambria Math" w:cstheme="minorHAnsi"/>
+                                <w:i/>
+                              </w:rPr>
+                            </m:ctrlPr>
+                          </m:dPr>
+                          <m:e>
+                            <m:r>
+                              <w:rPr>
+                                <w:rFonts w:ascii="Cambria Math" w:cstheme="minorHAnsi"/>
+                              </w:rPr>
+                              <m:t>β</m:t>
+                            </m:r>
+                            <m:r>
+                              <w:rPr>
+                                <w:rFonts w:ascii="Cambria Math" w:hAnsi="Cambria Math" w:cs="Cambria Math"/>
+                              </w:rPr>
+                              <m:t>⋅</m:t>
+                            </m:r>
+                            <m:sSub>
+                              <m:sSubPr>
+                                <m:ctrlPr>
+                                  <w:rPr>
+                                    <w:rFonts w:ascii="Cambria Math" w:hAnsi="Cambria Math" w:cstheme="minorHAnsi"/>
+                                    <w:i/>
+                                  </w:rPr>
+                                </m:ctrlPr>
+                              </m:sSubPr>
+                              <m:e>
+                                <m:r>
+                                  <w:rPr>
+                                    <w:rFonts w:ascii="Cambria Math" w:cstheme="minorHAnsi"/>
+                                  </w:rPr>
+                                  <m:t>p</m:t>
+                                </m:r>
+                              </m:e>
+                              <m:sub>
+                                <m:r>
+                                  <w:rPr>
+                                    <w:rFonts w:ascii="Cambria Math" w:cstheme="minorHAnsi"/>
+                                  </w:rPr>
+                                  <m:t>pred,a</m:t>
+                                </m:r>
+                              </m:sub>
+                            </m:sSub>
+                          </m:e>
+                        </m:d>
+                      </m:den>
+                    </m:f>
+                  </m:e>
+                </m:nary>
+              </m:oMath>
+            </m:oMathPara>
+          </w:p>
+        </w:tc>
       </w:tr>
       <w:tr>
-        <w:trPr>
-          <w:jc w:val="center"/>
-        </w:trPr>
         <w:tc>
           <w:tcPr>
-            <w:tcW w:w="862" w:type="dxa"/>
+            <w:tcW w:w="816" w:type="dxa"/>
           </w:tcPr>
           <w:p>
             <w:pPr>
@@ -3003,7 +4135,7 @@
         </w:tc>
         <w:tc>
           <w:tcPr>
-            <w:tcW w:w="2655" w:type="dxa"/>
+            <w:tcW w:w="1266" w:type="dxa"/>
           </w:tcPr>
           <w:p>
             <w:pPr>
@@ -3019,7 +4151,7 @@
         </w:tc>
         <w:tc>
           <w:tcPr>
-            <w:tcW w:w="2943" w:type="dxa"/>
+            <w:tcW w:w="1603" w:type="dxa"/>
           </w:tcPr>
           <w:p>
             <w:pPr>
@@ -3035,7 +4167,7 @@
         </w:tc>
         <w:tc>
           <w:tcPr>
-            <w:tcW w:w="3610" w:type="dxa"/>
+            <w:tcW w:w="1980" w:type="dxa"/>
           </w:tcPr>
           <w:p>
             <w:pPr>
@@ -3049,14 +4181,719 @@
             </w:r>
           </w:p>
         </w:tc>
+        <w:tc>
+          <w:tcPr>
+            <w:tcW w:w="8005" w:type="dxa"/>
+          </w:tcPr>
+          <w:p>
+            <w:pPr>
+              <w:spacing w:after="0"/>
+              <w:rPr>
+                <w:sz w:val="18"/>
+              </w:rPr>
+            </w:pPr>
+            <m:oMathPara>
+              <m:oMathParaPr>
+                <m:jc m:val="left"/>
+              </m:oMathParaPr>
+              <m:oMath>
+                <m:sSub>
+                  <m:sSubPr>
+                    <m:ctrlPr>
+                      <w:rPr>
+                        <w:rFonts w:ascii="Cambria Math" w:hAnsi="Cambria Math" w:cstheme="minorHAnsi"/>
+                        <w:i/>
+                      </w:rPr>
+                    </m:ctrlPr>
+                  </m:sSubPr>
+                  <m:e>
+                    <m:r>
+                      <w:rPr>
+                        <w:rFonts w:ascii="Cambria Math" w:cstheme="minorHAnsi"/>
+                      </w:rPr>
+                      <m:t>L</m:t>
+                    </m:r>
+                  </m:e>
+                  <m:sub>
+                    <m:r>
+                      <w:rPr>
+                        <w:rFonts w:ascii="Cambria Math" w:cstheme="minorHAnsi"/>
+                      </w:rPr>
+                      <m:t>DML</m:t>
+                    </m:r>
+                  </m:sub>
+                </m:sSub>
+                <m:d>
+                  <m:dPr>
+                    <m:ctrlPr>
+                      <w:rPr>
+                        <w:rFonts w:ascii="Cambria Math" w:hAnsi="Cambria Math" w:cstheme="minorHAnsi"/>
+                        <w:i/>
+                      </w:rPr>
+                    </m:ctrlPr>
+                  </m:dPr>
+                  <m:e>
+                    <m:sSub>
+                      <m:sSubPr>
+                        <m:ctrlPr>
+                          <w:rPr>
+                            <w:rFonts w:ascii="Cambria Math" w:hAnsi="Cambria Math" w:cstheme="minorHAnsi"/>
+                            <w:i/>
+                          </w:rPr>
+                        </m:ctrlPr>
+                      </m:sSubPr>
+                      <m:e>
+                        <m:r>
+                          <m:rPr>
+                            <m:sty m:val="bi"/>
+                          </m:rPr>
+                          <w:rPr>
+                            <w:rFonts w:ascii="Cambria Math" w:cstheme="minorHAnsi"/>
+                          </w:rPr>
+                          <m:t>p</m:t>
+                        </m:r>
+                      </m:e>
+                      <m:sub>
+                        <m:r>
+                          <w:rPr>
+                            <w:rFonts w:ascii="Cambria Math" w:cstheme="minorHAnsi"/>
+                          </w:rPr>
+                          <m:t>pred</m:t>
+                        </m:r>
+                      </m:sub>
+                    </m:sSub>
+                    <m:r>
+                      <w:rPr>
+                        <w:rFonts w:ascii="Cambria Math" w:cstheme="minorHAnsi"/>
+                      </w:rPr>
+                      <m:t>|</m:t>
+                    </m:r>
+                    <m:sSub>
+                      <m:sSubPr>
+                        <m:ctrlPr>
+                          <w:rPr>
+                            <w:rFonts w:ascii="Cambria Math" w:hAnsi="Cambria Math" w:cstheme="minorHAnsi"/>
+                            <w:i/>
+                          </w:rPr>
+                        </m:ctrlPr>
+                      </m:sSubPr>
+                      <m:e>
+                        <m:r>
+                          <m:rPr>
+                            <m:sty m:val="bi"/>
+                          </m:rPr>
+                          <w:rPr>
+                            <w:rFonts w:ascii="Cambria Math" w:cstheme="minorHAnsi"/>
+                          </w:rPr>
+                          <m:t>x</m:t>
+                        </m:r>
+                      </m:e>
+                      <m:sub>
+                        <m:r>
+                          <w:rPr>
+                            <w:rFonts w:ascii="Cambria Math" w:cstheme="minorHAnsi"/>
+                          </w:rPr>
+                          <m:t>obs</m:t>
+                        </m:r>
+                      </m:sub>
+                    </m:sSub>
+                    <m:r>
+                      <w:rPr>
+                        <w:rFonts w:ascii="Cambria Math" w:hAnsi="Cambria Math" w:cstheme="minorHAnsi"/>
+                      </w:rPr>
+                      <m:t>,θ</m:t>
+                    </m:r>
+                  </m:e>
+                </m:d>
+                <m:r>
+                  <w:rPr>
+                    <w:rFonts w:ascii="Cambria Math" w:cstheme="minorHAnsi"/>
+                  </w:rPr>
+                  <m:t>=</m:t>
+                </m:r>
+                <m:f>
+                  <m:fPr>
+                    <m:ctrlPr>
+                      <w:rPr>
+                        <w:rFonts w:ascii="Cambria Math" w:hAnsi="Cambria Math" w:cstheme="minorHAnsi"/>
+                        <w:i/>
+                      </w:rPr>
+                    </m:ctrlPr>
+                  </m:fPr>
+                  <m:num>
+                    <m:r>
+                      <w:rPr>
+                        <w:rFonts w:ascii="Cambria Math" w:cstheme="minorHAnsi"/>
+                      </w:rPr>
+                      <m:t>Γ</m:t>
+                    </m:r>
+                    <m:d>
+                      <m:dPr>
+                        <m:ctrlPr>
+                          <w:rPr>
+                            <w:rFonts w:ascii="Cambria Math" w:hAnsi="Cambria Math" w:cstheme="minorHAnsi"/>
+                            <w:i/>
+                          </w:rPr>
+                        </m:ctrlPr>
+                      </m:dPr>
+                      <m:e>
+                        <m:sSub>
+                          <m:sSubPr>
+                            <m:ctrlPr>
+                              <w:rPr>
+                                <w:rFonts w:ascii="Cambria Math" w:hAnsi="Cambria Math" w:cstheme="minorHAnsi"/>
+                                <w:i/>
+                              </w:rPr>
+                            </m:ctrlPr>
+                          </m:sSubPr>
+                          <m:e>
+                            <m:r>
+                              <w:rPr>
+                                <w:rFonts w:ascii="Cambria Math" w:cstheme="minorHAnsi"/>
+                              </w:rPr>
+                              <m:t>n</m:t>
+                            </m:r>
+                          </m:e>
+                          <m:sub>
+                            <m:r>
+                              <w:rPr>
+                                <w:rFonts w:ascii="Cambria Math" w:cstheme="minorHAnsi"/>
+                              </w:rPr>
+                              <m:t>obs</m:t>
+                            </m:r>
+                          </m:sub>
+                        </m:sSub>
+                        <m:r>
+                          <w:rPr>
+                            <w:rFonts w:ascii="Cambria Math" w:cstheme="minorHAnsi"/>
+                          </w:rPr>
+                          <m:t>+1</m:t>
+                        </m:r>
+                      </m:e>
+                    </m:d>
+                  </m:num>
+                  <m:den>
+                    <m:nary>
+                      <m:naryPr>
+                        <m:chr m:val="∏"/>
+                        <m:ctrlPr>
+                          <w:rPr>
+                            <w:rFonts w:ascii="Cambria Math" w:hAnsi="Cambria Math" w:cstheme="minorHAnsi"/>
+                            <w:i/>
+                          </w:rPr>
+                        </m:ctrlPr>
+                      </m:naryPr>
+                      <m:sub>
+                        <m:r>
+                          <w:rPr>
+                            <w:rFonts w:ascii="Cambria Math" w:cstheme="minorHAnsi"/>
+                          </w:rPr>
+                          <m:t>a=1</m:t>
+                        </m:r>
+                      </m:sub>
+                      <m:sup>
+                        <m:r>
+                          <w:rPr>
+                            <w:rFonts w:ascii="Cambria Math" w:cstheme="minorHAnsi"/>
+                          </w:rPr>
+                          <m:t>A</m:t>
+                        </m:r>
+                      </m:sup>
+                      <m:e>
+                        <m:r>
+                          <w:rPr>
+                            <w:rFonts w:ascii="Cambria Math" w:cstheme="minorHAnsi"/>
+                          </w:rPr>
+                          <m:t>Γ</m:t>
+                        </m:r>
+                        <m:d>
+                          <m:dPr>
+                            <m:ctrlPr>
+                              <w:rPr>
+                                <w:rFonts w:ascii="Cambria Math" w:hAnsi="Cambria Math" w:cstheme="minorHAnsi"/>
+                                <w:i/>
+                              </w:rPr>
+                            </m:ctrlPr>
+                          </m:dPr>
+                          <m:e>
+                            <m:sSub>
+                              <m:sSubPr>
+                                <m:ctrlPr>
+                                  <w:rPr>
+                                    <w:rFonts w:ascii="Cambria Math" w:hAnsi="Cambria Math" w:cstheme="minorHAnsi"/>
+                                    <w:i/>
+                                  </w:rPr>
+                                </m:ctrlPr>
+                              </m:sSubPr>
+                              <m:e>
+                                <m:r>
+                                  <w:rPr>
+                                    <w:rFonts w:ascii="Cambria Math" w:cstheme="minorHAnsi"/>
+                                  </w:rPr>
+                                  <m:t>n</m:t>
+                                </m:r>
+                              </m:e>
+                              <m:sub>
+                                <m:r>
+                                  <w:rPr>
+                                    <w:rFonts w:ascii="Cambria Math" w:cstheme="minorHAnsi"/>
+                                  </w:rPr>
+                                  <m:t>obs</m:t>
+                                </m:r>
+                              </m:sub>
+                            </m:sSub>
+                            <m:sSub>
+                              <m:sSubPr>
+                                <m:ctrlPr>
+                                  <w:rPr>
+                                    <w:rFonts w:ascii="Cambria Math" w:hAnsi="Cambria Math" w:cstheme="minorHAnsi"/>
+                                    <w:i/>
+                                  </w:rPr>
+                                </m:ctrlPr>
+                              </m:sSubPr>
+                              <m:e>
+                                <m:r>
+                                  <w:rPr>
+                                    <w:rFonts w:ascii="Cambria Math" w:cstheme="minorHAnsi"/>
+                                  </w:rPr>
+                                  <m:t>p</m:t>
+                                </m:r>
+                              </m:e>
+                              <m:sub>
+                                <m:r>
+                                  <w:rPr>
+                                    <w:rFonts w:ascii="Cambria Math" w:cstheme="minorHAnsi"/>
+                                  </w:rPr>
+                                  <m:t>obs,a</m:t>
+                                </m:r>
+                              </m:sub>
+                            </m:sSub>
+                            <m:r>
+                              <w:rPr>
+                                <w:rFonts w:ascii="Cambria Math" w:cstheme="minorHAnsi"/>
+                              </w:rPr>
+                              <m:t>+1</m:t>
+                            </m:r>
+                          </m:e>
+                        </m:d>
+                      </m:e>
+                    </m:nary>
+                  </m:den>
+                </m:f>
+                <m:f>
+                  <m:fPr>
+                    <m:ctrlPr>
+                      <w:rPr>
+                        <w:rFonts w:ascii="Cambria Math" w:hAnsi="Cambria Math" w:cstheme="minorHAnsi"/>
+                        <w:i/>
+                      </w:rPr>
+                    </m:ctrlPr>
+                  </m:fPr>
+                  <m:num>
+                    <m:r>
+                      <w:rPr>
+                        <w:rFonts w:ascii="Cambria Math" w:cstheme="minorHAnsi"/>
+                      </w:rPr>
+                      <m:t>Γ</m:t>
+                    </m:r>
+                    <m:d>
+                      <m:dPr>
+                        <m:ctrlPr>
+                          <w:rPr>
+                            <w:rFonts w:ascii="Cambria Math" w:hAnsi="Cambria Math" w:cstheme="minorHAnsi"/>
+                            <w:i/>
+                          </w:rPr>
+                        </m:ctrlPr>
+                      </m:dPr>
+                      <m:e>
+                        <m:sSub>
+                          <m:sSubPr>
+                            <m:ctrlPr>
+                              <w:rPr>
+                                <w:rFonts w:ascii="Cambria Math" w:hAnsi="Cambria Math" w:cstheme="minorHAnsi"/>
+                                <w:i/>
+                              </w:rPr>
+                            </m:ctrlPr>
+                          </m:sSubPr>
+                          <m:e>
+                            <m:r>
+                              <w:rPr>
+                                <w:rFonts w:ascii="Cambria Math" w:cstheme="minorHAnsi"/>
+                              </w:rPr>
+                              <m:t>n</m:t>
+                            </m:r>
+                          </m:e>
+                          <m:sub>
+                            <m:r>
+                              <w:rPr>
+                                <w:rFonts w:ascii="Cambria Math" w:cstheme="minorHAnsi"/>
+                              </w:rPr>
+                              <m:t>obs</m:t>
+                            </m:r>
+                          </m:sub>
+                        </m:sSub>
+                        <m:r>
+                          <w:rPr>
+                            <w:rFonts w:ascii="Cambria Math" w:hAnsi="Cambria Math" w:cstheme="minorHAnsi"/>
+                          </w:rPr>
+                          <m:t>θ</m:t>
+                        </m:r>
+                      </m:e>
+                    </m:d>
+                  </m:num>
+                  <m:den>
+                    <m:r>
+                      <w:rPr>
+                        <w:rFonts w:ascii="Cambria Math" w:cstheme="minorHAnsi"/>
+                      </w:rPr>
+                      <m:t>Γ</m:t>
+                    </m:r>
+                    <m:d>
+                      <m:dPr>
+                        <m:ctrlPr>
+                          <w:rPr>
+                            <w:rFonts w:ascii="Cambria Math" w:hAnsi="Cambria Math" w:cstheme="minorHAnsi"/>
+                            <w:i/>
+                          </w:rPr>
+                        </m:ctrlPr>
+                      </m:dPr>
+                      <m:e>
+                        <m:sSub>
+                          <m:sSubPr>
+                            <m:ctrlPr>
+                              <w:rPr>
+                                <w:rFonts w:ascii="Cambria Math" w:hAnsi="Cambria Math" w:cstheme="minorHAnsi"/>
+                                <w:i/>
+                              </w:rPr>
+                            </m:ctrlPr>
+                          </m:sSubPr>
+                          <m:e>
+                            <m:r>
+                              <w:rPr>
+                                <w:rFonts w:ascii="Cambria Math" w:cstheme="minorHAnsi"/>
+                              </w:rPr>
+                              <m:t>n</m:t>
+                            </m:r>
+                          </m:e>
+                          <m:sub>
+                            <m:r>
+                              <w:rPr>
+                                <w:rFonts w:ascii="Cambria Math" w:cstheme="minorHAnsi"/>
+                              </w:rPr>
+                              <m:t>obs</m:t>
+                            </m:r>
+                          </m:sub>
+                        </m:sSub>
+                        <m:r>
+                          <w:rPr>
+                            <w:rFonts w:ascii="Cambria Math" w:cstheme="minorHAnsi"/>
+                          </w:rPr>
+                          <m:t>+</m:t>
+                        </m:r>
+                        <m:sSub>
+                          <m:sSubPr>
+                            <m:ctrlPr>
+                              <w:rPr>
+                                <w:rFonts w:ascii="Cambria Math" w:hAnsi="Cambria Math" w:cstheme="minorHAnsi"/>
+                                <w:i/>
+                              </w:rPr>
+                            </m:ctrlPr>
+                          </m:sSubPr>
+                          <m:e>
+                            <m:r>
+                              <w:rPr>
+                                <w:rFonts w:ascii="Cambria Math" w:cstheme="minorHAnsi"/>
+                              </w:rPr>
+                              <m:t>n</m:t>
+                            </m:r>
+                          </m:e>
+                          <m:sub>
+                            <m:r>
+                              <w:rPr>
+                                <w:rFonts w:ascii="Cambria Math" w:cstheme="minorHAnsi"/>
+                              </w:rPr>
+                              <m:t>obs</m:t>
+                            </m:r>
+                          </m:sub>
+                        </m:sSub>
+                        <m:r>
+                          <w:rPr>
+                            <w:rFonts w:ascii="Cambria Math" w:hAnsi="Cambria Math" w:cstheme="minorHAnsi"/>
+                          </w:rPr>
+                          <m:t>θ</m:t>
+                        </m:r>
+                      </m:e>
+                    </m:d>
+                  </m:den>
+                </m:f>
+                <m:nary>
+                  <m:naryPr>
+                    <m:chr m:val="∏"/>
+                    <m:ctrlPr>
+                      <w:rPr>
+                        <w:rFonts w:ascii="Cambria Math" w:hAnsi="Cambria Math" w:cstheme="minorHAnsi"/>
+                        <w:i/>
+                      </w:rPr>
+                    </m:ctrlPr>
+                  </m:naryPr>
+                  <m:sub>
+                    <m:r>
+                      <w:rPr>
+                        <w:rFonts w:ascii="Cambria Math" w:cstheme="minorHAnsi"/>
+                      </w:rPr>
+                      <m:t>a=1</m:t>
+                    </m:r>
+                  </m:sub>
+                  <m:sup>
+                    <m:r>
+                      <w:rPr>
+                        <w:rFonts w:ascii="Cambria Math" w:cstheme="minorHAnsi"/>
+                      </w:rPr>
+                      <m:t>A</m:t>
+                    </m:r>
+                  </m:sup>
+                  <m:e>
+                    <m:f>
+                      <m:fPr>
+                        <m:ctrlPr>
+                          <w:rPr>
+                            <w:rFonts w:ascii="Cambria Math" w:hAnsi="Cambria Math" w:cstheme="minorHAnsi"/>
+                            <w:i/>
+                          </w:rPr>
+                        </m:ctrlPr>
+                      </m:fPr>
+                      <m:num>
+                        <m:r>
+                          <w:rPr>
+                            <w:rFonts w:ascii="Cambria Math" w:cstheme="minorHAnsi"/>
+                          </w:rPr>
+                          <m:t>Γ</m:t>
+                        </m:r>
+                        <m:d>
+                          <m:dPr>
+                            <m:ctrlPr>
+                              <w:rPr>
+                                <w:rFonts w:ascii="Cambria Math" w:hAnsi="Cambria Math" w:cstheme="minorHAnsi"/>
+                                <w:i/>
+                              </w:rPr>
+                            </m:ctrlPr>
+                          </m:dPr>
+                          <m:e>
+                            <m:sSub>
+                              <m:sSubPr>
+                                <m:ctrlPr>
+                                  <w:rPr>
+                                    <w:rFonts w:ascii="Cambria Math" w:hAnsi="Cambria Math" w:cstheme="minorHAnsi"/>
+                                    <w:i/>
+                                  </w:rPr>
+                                </m:ctrlPr>
+                              </m:sSubPr>
+                              <m:e>
+                                <m:r>
+                                  <w:rPr>
+                                    <w:rFonts w:ascii="Cambria Math" w:cstheme="minorHAnsi"/>
+                                  </w:rPr>
+                                  <m:t>n</m:t>
+                                </m:r>
+                              </m:e>
+                              <m:sub>
+                                <m:r>
+                                  <w:rPr>
+                                    <w:rFonts w:ascii="Cambria Math" w:cstheme="minorHAnsi"/>
+                                  </w:rPr>
+                                  <m:t>obs</m:t>
+                                </m:r>
+                              </m:sub>
+                            </m:sSub>
+                            <m:sSub>
+                              <m:sSubPr>
+                                <m:ctrlPr>
+                                  <w:rPr>
+                                    <w:rFonts w:ascii="Cambria Math" w:hAnsi="Cambria Math" w:cstheme="minorHAnsi"/>
+                                    <w:i/>
+                                  </w:rPr>
+                                </m:ctrlPr>
+                              </m:sSubPr>
+                              <m:e>
+                                <m:r>
+                                  <w:rPr>
+                                    <w:rFonts w:ascii="Cambria Math" w:cstheme="minorHAnsi"/>
+                                  </w:rPr>
+                                  <m:t>p</m:t>
+                                </m:r>
+                              </m:e>
+                              <m:sub>
+                                <m:r>
+                                  <w:rPr>
+                                    <w:rFonts w:ascii="Cambria Math" w:cstheme="minorHAnsi"/>
+                                  </w:rPr>
+                                  <m:t>obs,a</m:t>
+                                </m:r>
+                              </m:sub>
+                            </m:sSub>
+                            <m:r>
+                              <w:rPr>
+                                <w:rFonts w:ascii="Cambria Math" w:cstheme="minorHAnsi"/>
+                              </w:rPr>
+                              <m:t>+</m:t>
+                            </m:r>
+                            <m:sSub>
+                              <m:sSubPr>
+                                <m:ctrlPr>
+                                  <w:rPr>
+                                    <w:rFonts w:ascii="Cambria Math" w:hAnsi="Cambria Math" w:cstheme="minorHAnsi"/>
+                                    <w:i/>
+                                  </w:rPr>
+                                </m:ctrlPr>
+                              </m:sSubPr>
+                              <m:e>
+                                <m:r>
+                                  <w:rPr>
+                                    <w:rFonts w:ascii="Cambria Math" w:cstheme="minorHAnsi"/>
+                                  </w:rPr>
+                                  <m:t>n</m:t>
+                                </m:r>
+                              </m:e>
+                              <m:sub>
+                                <m:r>
+                                  <w:rPr>
+                                    <w:rFonts w:ascii="Cambria Math" w:cstheme="minorHAnsi"/>
+                                  </w:rPr>
+                                  <m:t>obs</m:t>
+                                </m:r>
+                              </m:sub>
+                            </m:sSub>
+                            <m:r>
+                              <w:rPr>
+                                <w:rFonts w:ascii="Cambria Math" w:hAnsi="Cambria Math" w:cstheme="minorHAnsi"/>
+                              </w:rPr>
+                              <m:t>θ∙</m:t>
+                            </m:r>
+                            <m:sSub>
+                              <m:sSubPr>
+                                <m:ctrlPr>
+                                  <w:rPr>
+                                    <w:rFonts w:ascii="Cambria Math" w:hAnsi="Cambria Math" w:cstheme="minorHAnsi"/>
+                                    <w:i/>
+                                  </w:rPr>
+                                </m:ctrlPr>
+                              </m:sSubPr>
+                              <m:e>
+                                <m:r>
+                                  <w:rPr>
+                                    <w:rFonts w:ascii="Cambria Math" w:cstheme="minorHAnsi"/>
+                                  </w:rPr>
+                                  <m:t>p</m:t>
+                                </m:r>
+                              </m:e>
+                              <m:sub>
+                                <m:r>
+                                  <w:rPr>
+                                    <w:rFonts w:ascii="Cambria Math" w:cstheme="minorHAnsi"/>
+                                  </w:rPr>
+                                  <m:t>pred,a</m:t>
+                                </m:r>
+                              </m:sub>
+                            </m:sSub>
+                          </m:e>
+                        </m:d>
+                      </m:num>
+                      <m:den>
+                        <m:r>
+                          <w:rPr>
+                            <w:rFonts w:ascii="Cambria Math" w:cstheme="minorHAnsi"/>
+                          </w:rPr>
+                          <m:t>Γ</m:t>
+                        </m:r>
+                        <m:d>
+                          <m:dPr>
+                            <m:ctrlPr>
+                              <w:rPr>
+                                <w:rFonts w:ascii="Cambria Math" w:hAnsi="Cambria Math" w:cstheme="minorHAnsi"/>
+                                <w:i/>
+                              </w:rPr>
+                            </m:ctrlPr>
+                          </m:dPr>
+                          <m:e>
+                            <m:sSub>
+                              <m:sSubPr>
+                                <m:ctrlPr>
+                                  <w:rPr>
+                                    <w:rFonts w:ascii="Cambria Math" w:hAnsi="Cambria Math" w:cstheme="minorHAnsi"/>
+                                    <w:i/>
+                                  </w:rPr>
+                                </m:ctrlPr>
+                              </m:sSubPr>
+                              <m:e>
+                                <m:r>
+                                  <w:rPr>
+                                    <w:rFonts w:ascii="Cambria Math" w:cstheme="minorHAnsi"/>
+                                  </w:rPr>
+                                  <m:t>n</m:t>
+                                </m:r>
+                              </m:e>
+                              <m:sub>
+                                <m:r>
+                                  <w:rPr>
+                                    <w:rFonts w:ascii="Cambria Math" w:cstheme="minorHAnsi"/>
+                                  </w:rPr>
+                                  <m:t>obs</m:t>
+                                </m:r>
+                              </m:sub>
+                            </m:sSub>
+                            <m:r>
+                              <w:rPr>
+                                <w:rFonts w:ascii="Cambria Math" w:hAnsi="Cambria Math" w:cstheme="minorHAnsi"/>
+                              </w:rPr>
+                              <m:t>θ</m:t>
+                            </m:r>
+                            <m:r>
+                              <w:rPr>
+                                <w:rFonts w:ascii="Cambria Math" w:hAnsi="Cambria Math" w:cs="Cambria Math"/>
+                              </w:rPr>
+                              <m:t>∙</m:t>
+                            </m:r>
+                            <m:sSub>
+                              <m:sSubPr>
+                                <m:ctrlPr>
+                                  <w:rPr>
+                                    <w:rFonts w:ascii="Cambria Math" w:hAnsi="Cambria Math" w:cstheme="minorHAnsi"/>
+                                    <w:i/>
+                                  </w:rPr>
+                                </m:ctrlPr>
+                              </m:sSubPr>
+                              <m:e>
+                                <m:r>
+                                  <w:rPr>
+                                    <w:rFonts w:ascii="Cambria Math" w:cstheme="minorHAnsi"/>
+                                  </w:rPr>
+                                  <m:t>p</m:t>
+                                </m:r>
+                              </m:e>
+                              <m:sub>
+                                <m:r>
+                                  <w:rPr>
+                                    <w:rFonts w:ascii="Cambria Math" w:cstheme="minorHAnsi"/>
+                                  </w:rPr>
+                                  <m:t>pred,a</m:t>
+                                </m:r>
+                              </m:sub>
+                            </m:sSub>
+                          </m:e>
+                        </m:d>
+                      </m:den>
+                    </m:f>
+                  </m:e>
+                </m:nary>
+              </m:oMath>
+            </m:oMathPara>
+          </w:p>
+        </w:tc>
       </w:tr>
       <w:tr>
-        <w:trPr>
-          <w:jc w:val="center"/>
-        </w:trPr>
         <w:tc>
           <w:tcPr>
-            <w:tcW w:w="862" w:type="dxa"/>
+            <w:tcW w:w="816" w:type="dxa"/>
           </w:tcPr>
           <w:p>
             <w:pPr>
@@ -3072,7 +4909,7 @@
         </w:tc>
         <w:tc>
           <w:tcPr>
-            <w:tcW w:w="2655" w:type="dxa"/>
+            <w:tcW w:w="1266" w:type="dxa"/>
           </w:tcPr>
           <w:p>
             <w:pPr>
@@ -3088,7 +4925,7 @@
         </w:tc>
         <w:tc>
           <w:tcPr>
-            <w:tcW w:w="2943" w:type="dxa"/>
+            <w:tcW w:w="1603" w:type="dxa"/>
           </w:tcPr>
           <w:p>
             <w:pPr>
@@ -3104,7 +4941,7 @@
         </w:tc>
         <w:tc>
           <w:tcPr>
-            <w:tcW w:w="3610" w:type="dxa"/>
+            <w:tcW w:w="1980" w:type="dxa"/>
           </w:tcPr>
           <w:p>
             <w:pPr>
@@ -3118,14 +4955,421 @@
             </w:r>
           </w:p>
         </w:tc>
+        <w:tc>
+          <w:tcPr>
+            <w:tcW w:w="8005" w:type="dxa"/>
+          </w:tcPr>
+          <w:p>
+            <w:pPr>
+              <w:spacing w:after="0"/>
+              <w:rPr>
+                <w:sz w:val="18"/>
+              </w:rPr>
+            </w:pPr>
+            <m:oMathPara>
+              <m:oMathParaPr>
+                <m:jc m:val="left"/>
+              </m:oMathParaPr>
+              <m:oMath>
+                <m:sSub>
+                  <m:sSubPr>
+                    <m:ctrlPr>
+                      <w:rPr>
+                        <w:rFonts w:ascii="Cambria Math" w:hAnsi="Cambria Math" w:cstheme="minorHAnsi"/>
+                        <w:i/>
+                      </w:rPr>
+                    </m:ctrlPr>
+                  </m:sSubPr>
+                  <m:e>
+                    <m:r>
+                      <w:rPr>
+                        <w:rFonts w:ascii="Cambria Math" w:cstheme="minorHAnsi"/>
+                      </w:rPr>
+                      <m:t>L</m:t>
+                    </m:r>
+                  </m:e>
+                  <m:sub>
+                    <m:r>
+                      <w:rPr>
+                        <w:rFonts w:ascii="Cambria Math" w:cstheme="minorHAnsi"/>
+                      </w:rPr>
+                      <m:t>MN</m:t>
+                    </m:r>
+                  </m:sub>
+                </m:sSub>
+                <m:d>
+                  <m:dPr>
+                    <m:ctrlPr>
+                      <w:rPr>
+                        <w:rFonts w:ascii="Cambria Math" w:hAnsi="Cambria Math" w:cstheme="minorHAnsi"/>
+                        <w:i/>
+                      </w:rPr>
+                    </m:ctrlPr>
+                  </m:dPr>
+                  <m:e>
+                    <m:sSub>
+                      <m:sSubPr>
+                        <m:ctrlPr>
+                          <w:rPr>
+                            <w:rFonts w:ascii="Cambria Math" w:hAnsi="Cambria Math" w:cstheme="minorHAnsi"/>
+                            <w:i/>
+                          </w:rPr>
+                        </m:ctrlPr>
+                      </m:sSubPr>
+                      <m:e>
+                        <m:r>
+                          <m:rPr>
+                            <m:sty m:val="bi"/>
+                          </m:rPr>
+                          <w:rPr>
+                            <w:rFonts w:ascii="Cambria Math" w:cstheme="minorHAnsi"/>
+                          </w:rPr>
+                          <m:t>p</m:t>
+                        </m:r>
+                      </m:e>
+                      <m:sub>
+                        <m:r>
+                          <w:rPr>
+                            <w:rFonts w:ascii="Cambria Math" w:cstheme="minorHAnsi"/>
+                          </w:rPr>
+                          <m:t>pred</m:t>
+                        </m:r>
+                      </m:sub>
+                    </m:sSub>
+                    <m:r>
+                      <w:rPr>
+                        <w:rFonts w:ascii="Cambria Math" w:cstheme="minorHAnsi"/>
+                      </w:rPr>
+                      <m:t>|</m:t>
+                    </m:r>
+                    <m:sSub>
+                      <m:sSubPr>
+                        <m:ctrlPr>
+                          <w:rPr>
+                            <w:rFonts w:ascii="Cambria Math" w:hAnsi="Cambria Math" w:cstheme="minorHAnsi"/>
+                            <w:i/>
+                          </w:rPr>
+                        </m:ctrlPr>
+                      </m:sSubPr>
+                      <m:e>
+                        <m:r>
+                          <m:rPr>
+                            <m:sty m:val="bi"/>
+                          </m:rPr>
+                          <w:rPr>
+                            <w:rFonts w:ascii="Cambria Math" w:cstheme="minorHAnsi"/>
+                          </w:rPr>
+                          <m:t>x</m:t>
+                        </m:r>
+                      </m:e>
+                      <m:sub>
+                        <m:r>
+                          <w:rPr>
+                            <w:rFonts w:ascii="Cambria Math" w:cstheme="minorHAnsi"/>
+                          </w:rPr>
+                          <m:t>obs</m:t>
+                        </m:r>
+                      </m:sub>
+                    </m:sSub>
+                  </m:e>
+                </m:d>
+                <m:r>
+                  <w:rPr>
+                    <w:rFonts w:ascii="Cambria Math" w:cstheme="minorHAnsi"/>
+                  </w:rPr>
+                  <m:t>=</m:t>
+                </m:r>
+                <m:f>
+                  <m:fPr>
+                    <m:ctrlPr>
+                      <w:rPr>
+                        <w:rFonts w:ascii="Cambria Math" w:hAnsi="Cambria Math" w:cstheme="minorHAnsi"/>
+                        <w:i/>
+                      </w:rPr>
+                    </m:ctrlPr>
+                  </m:fPr>
+                  <m:num>
+                    <m:r>
+                      <w:rPr>
+                        <w:rFonts w:ascii="Cambria Math" w:cstheme="minorHAnsi"/>
+                      </w:rPr>
+                      <m:t>Γ</m:t>
+                    </m:r>
+                    <m:d>
+                      <m:dPr>
+                        <m:ctrlPr>
+                          <w:rPr>
+                            <w:rFonts w:ascii="Cambria Math" w:hAnsi="Cambria Math" w:cstheme="minorHAnsi"/>
+                            <w:i/>
+                          </w:rPr>
+                        </m:ctrlPr>
+                      </m:dPr>
+                      <m:e>
+                        <m:sSub>
+                          <m:sSubPr>
+                            <m:ctrlPr>
+                              <w:rPr>
+                                <w:rFonts w:ascii="Cambria Math" w:hAnsi="Cambria Math" w:cstheme="minorHAnsi"/>
+                                <w:i/>
+                              </w:rPr>
+                            </m:ctrlPr>
+                          </m:sSubPr>
+                          <m:e>
+                            <m:r>
+                              <w:rPr>
+                                <w:rFonts w:ascii="Cambria Math" w:cstheme="minorHAnsi"/>
+                              </w:rPr>
+                              <m:t>n</m:t>
+                            </m:r>
+                          </m:e>
+                          <m:sub>
+                            <m:r>
+                              <w:rPr>
+                                <w:rFonts w:ascii="Cambria Math" w:cstheme="minorHAnsi"/>
+                              </w:rPr>
+                              <m:t>obs</m:t>
+                            </m:r>
+                          </m:sub>
+                        </m:sSub>
+                        <m:r>
+                          <w:rPr>
+                            <w:rFonts w:ascii="Cambria Math" w:cstheme="minorHAnsi"/>
+                          </w:rPr>
+                          <m:t>+1</m:t>
+                        </m:r>
+                      </m:e>
+                    </m:d>
+                  </m:num>
+                  <m:den>
+                    <m:nary>
+                      <m:naryPr>
+                        <m:chr m:val="∏"/>
+                        <m:ctrlPr>
+                          <w:rPr>
+                            <w:rFonts w:ascii="Cambria Math" w:hAnsi="Cambria Math" w:cstheme="minorHAnsi"/>
+                            <w:i/>
+                          </w:rPr>
+                        </m:ctrlPr>
+                      </m:naryPr>
+                      <m:sub>
+                        <m:r>
+                          <w:rPr>
+                            <w:rFonts w:ascii="Cambria Math" w:cstheme="minorHAnsi"/>
+                          </w:rPr>
+                          <m:t>a=1</m:t>
+                        </m:r>
+                      </m:sub>
+                      <m:sup>
+                        <m:r>
+                          <w:rPr>
+                            <w:rFonts w:ascii="Cambria Math" w:cstheme="minorHAnsi"/>
+                          </w:rPr>
+                          <m:t>A</m:t>
+                        </m:r>
+                      </m:sup>
+                      <m:e>
+                        <m:r>
+                          <w:rPr>
+                            <w:rFonts w:ascii="Cambria Math" w:cstheme="minorHAnsi"/>
+                          </w:rPr>
+                          <m:t>Γ</m:t>
+                        </m:r>
+                        <m:d>
+                          <m:dPr>
+                            <m:ctrlPr>
+                              <w:rPr>
+                                <w:rFonts w:ascii="Cambria Math" w:hAnsi="Cambria Math" w:cstheme="minorHAnsi"/>
+                                <w:i/>
+                              </w:rPr>
+                            </m:ctrlPr>
+                          </m:dPr>
+                          <m:e>
+                            <m:sSub>
+                              <m:sSubPr>
+                                <m:ctrlPr>
+                                  <w:rPr>
+                                    <w:rFonts w:ascii="Cambria Math" w:hAnsi="Cambria Math" w:cstheme="minorHAnsi"/>
+                                    <w:i/>
+                                  </w:rPr>
+                                </m:ctrlPr>
+                              </m:sSubPr>
+                              <m:e>
+                                <m:r>
+                                  <w:rPr>
+                                    <w:rFonts w:ascii="Cambria Math" w:cstheme="minorHAnsi"/>
+                                  </w:rPr>
+                                  <m:t>x</m:t>
+                                </m:r>
+                              </m:e>
+                              <m:sub>
+                                <m:r>
+                                  <w:rPr>
+                                    <w:rFonts w:ascii="Cambria Math" w:cstheme="minorHAnsi"/>
+                                  </w:rPr>
+                                  <m:t>obs,a</m:t>
+                                </m:r>
+                              </m:sub>
+                            </m:sSub>
+                            <m:r>
+                              <w:rPr>
+                                <w:rFonts w:ascii="Cambria Math" w:cstheme="minorHAnsi"/>
+                              </w:rPr>
+                              <m:t>+1</m:t>
+                            </m:r>
+                          </m:e>
+                        </m:d>
+                      </m:e>
+                    </m:nary>
+                  </m:den>
+                </m:f>
+                <m:nary>
+                  <m:naryPr>
+                    <m:chr m:val="∏"/>
+                    <m:ctrlPr>
+                      <w:rPr>
+                        <w:rFonts w:ascii="Cambria Math" w:hAnsi="Cambria Math" w:cstheme="minorHAnsi"/>
+                        <w:i/>
+                      </w:rPr>
+                    </m:ctrlPr>
+                  </m:naryPr>
+                  <m:sub>
+                    <m:r>
+                      <w:rPr>
+                        <w:rFonts w:ascii="Cambria Math" w:cstheme="minorHAnsi"/>
+                      </w:rPr>
+                      <m:t>a=1</m:t>
+                    </m:r>
+                  </m:sub>
+                  <m:sup>
+                    <m:r>
+                      <w:rPr>
+                        <w:rFonts w:ascii="Cambria Math" w:cstheme="minorHAnsi"/>
+                      </w:rPr>
+                      <m:t>A</m:t>
+                    </m:r>
+                  </m:sup>
+                  <m:e>
+                    <m:sSup>
+                      <m:sSupPr>
+                        <m:ctrlPr>
+                          <w:rPr>
+                            <w:rFonts w:ascii="Cambria Math" w:hAnsi="Cambria Math" w:cstheme="minorHAnsi"/>
+                            <w:i/>
+                          </w:rPr>
+                        </m:ctrlPr>
+                      </m:sSupPr>
+                      <m:e>
+                        <m:d>
+                          <m:dPr>
+                            <m:ctrlPr>
+                              <w:rPr>
+                                <w:rFonts w:ascii="Cambria Math" w:hAnsi="Cambria Math" w:cstheme="minorHAnsi"/>
+                                <w:i/>
+                              </w:rPr>
+                            </m:ctrlPr>
+                          </m:dPr>
+                          <m:e>
+                            <m:sSub>
+                              <m:sSubPr>
+                                <m:ctrlPr>
+                                  <w:rPr>
+                                    <w:rFonts w:ascii="Cambria Math" w:hAnsi="Cambria Math" w:cstheme="minorHAnsi"/>
+                                    <w:i/>
+                                  </w:rPr>
+                                </m:ctrlPr>
+                              </m:sSubPr>
+                              <m:e>
+                                <m:r>
+                                  <w:rPr>
+                                    <w:rFonts w:ascii="Cambria Math" w:cstheme="minorHAnsi"/>
+                                  </w:rPr>
+                                  <m:t>p</m:t>
+                                </m:r>
+                              </m:e>
+                              <m:sub>
+                                <m:r>
+                                  <w:rPr>
+                                    <w:rFonts w:ascii="Cambria Math" w:cstheme="minorHAnsi"/>
+                                  </w:rPr>
+                                  <m:t>pred,a</m:t>
+                                </m:r>
+                              </m:sub>
+                            </m:sSub>
+                          </m:e>
+                        </m:d>
+                      </m:e>
+                      <m:sup>
+                        <m:sSub>
+                          <m:sSubPr>
+                            <m:ctrlPr>
+                              <w:rPr>
+                                <w:rFonts w:ascii="Cambria Math" w:hAnsi="Cambria Math" w:cstheme="minorHAnsi"/>
+                                <w:i/>
+                              </w:rPr>
+                            </m:ctrlPr>
+                          </m:sSubPr>
+                          <m:e>
+                            <m:r>
+                              <w:rPr>
+                                <w:rFonts w:ascii="Cambria Math" w:cstheme="minorHAnsi"/>
+                              </w:rPr>
+                              <m:t>n</m:t>
+                            </m:r>
+                          </m:e>
+                          <m:sub>
+                            <m:r>
+                              <w:rPr>
+                                <w:rFonts w:ascii="Cambria Math" w:cstheme="minorHAnsi"/>
+                              </w:rPr>
+                              <m:t>obs</m:t>
+                            </m:r>
+                          </m:sub>
+                        </m:sSub>
+                        <m:r>
+                          <w:rPr>
+                            <w:rFonts w:ascii="Cambria Math" w:hAnsi="Cambria Math" w:cs="Cambria Math"/>
+                          </w:rPr>
+                          <m:t>⋅</m:t>
+                        </m:r>
+                        <m:sSub>
+                          <m:sSubPr>
+                            <m:ctrlPr>
+                              <w:rPr>
+                                <w:rFonts w:ascii="Cambria Math" w:hAnsi="Cambria Math" w:cstheme="minorHAnsi"/>
+                                <w:i/>
+                              </w:rPr>
+                            </m:ctrlPr>
+                          </m:sSubPr>
+                          <m:e>
+                            <m:r>
+                              <w:rPr>
+                                <w:rFonts w:ascii="Cambria Math" w:cstheme="minorHAnsi"/>
+                              </w:rPr>
+                              <m:t>p</m:t>
+                            </m:r>
+                          </m:e>
+                          <m:sub>
+                            <m:r>
+                              <w:rPr>
+                                <w:rFonts w:ascii="Cambria Math" w:cstheme="minorHAnsi"/>
+                              </w:rPr>
+                              <m:t>obs,a</m:t>
+                            </m:r>
+                          </m:sub>
+                        </m:sSub>
+                      </m:sup>
+                    </m:sSup>
+                  </m:e>
+                </m:nary>
+              </m:oMath>
+            </m:oMathPara>
+          </w:p>
+        </w:tc>
       </w:tr>
       <w:tr>
-        <w:trPr>
-          <w:jc w:val="center"/>
-        </w:trPr>
         <w:tc>
           <w:tcPr>
-            <w:tcW w:w="862" w:type="dxa"/>
+            <w:tcW w:w="816" w:type="dxa"/>
           </w:tcPr>
           <w:p>
             <w:pPr>
@@ -3141,7 +5385,7 @@
         </w:tc>
         <w:tc>
           <w:tcPr>
-            <w:tcW w:w="2655" w:type="dxa"/>
+            <w:tcW w:w="1266" w:type="dxa"/>
           </w:tcPr>
           <w:p>
             <w:pPr>
@@ -3151,13 +5395,25 @@
               <w:rPr>
                 <w:sz w:val="18"/>
               </w:rPr>
-              <w:t>Linear Dirichlet-multinomial with estimated theta</w:t>
+              <w:t>Linear Dirichlet-multinomial with</w:t>
+            </w:r>
+            <w:r>
+              <w:rPr>
+                <w:sz w:val="18"/>
+              </w:rPr>
+              <w:t xml:space="preserve"> freely</w:t>
+            </w:r>
+            <w:r>
+              <w:rPr>
+                <w:sz w:val="18"/>
+              </w:rPr>
+              <w:t xml:space="preserve"> estimated theta</w:t>
             </w:r>
           </w:p>
         </w:tc>
         <w:tc>
           <w:tcPr>
-            <w:tcW w:w="2943" w:type="dxa"/>
+            <w:tcW w:w="1603" w:type="dxa"/>
           </w:tcPr>
           <w:p>
             <w:pPr>
@@ -3173,7 +5429,7 @@
         </w:tc>
         <w:tc>
           <w:tcPr>
-            <w:tcW w:w="3610" w:type="dxa"/>
+            <w:tcW w:w="1980" w:type="dxa"/>
           </w:tcPr>
           <w:p>
             <w:pPr>
@@ -3187,6 +5443,711 @@
             </w:r>
           </w:p>
         </w:tc>
+        <w:tc>
+          <w:tcPr>
+            <w:tcW w:w="8005" w:type="dxa"/>
+          </w:tcPr>
+          <w:p>
+            <w:pPr>
+              <w:spacing w:after="0"/>
+              <w:rPr>
+                <w:sz w:val="18"/>
+              </w:rPr>
+            </w:pPr>
+            <m:oMathPara>
+              <m:oMath>
+                <m:sSub>
+                  <m:sSubPr>
+                    <m:ctrlPr>
+                      <w:rPr>
+                        <w:rFonts w:ascii="Cambria Math" w:hAnsi="Cambria Math" w:cstheme="minorHAnsi"/>
+                        <w:i/>
+                      </w:rPr>
+                    </m:ctrlPr>
+                  </m:sSubPr>
+                  <m:e>
+                    <m:r>
+                      <w:rPr>
+                        <w:rFonts w:ascii="Cambria Math" w:cstheme="minorHAnsi"/>
+                      </w:rPr>
+                      <m:t>L</m:t>
+                    </m:r>
+                  </m:e>
+                  <m:sub>
+                    <m:r>
+                      <w:rPr>
+                        <w:rFonts w:ascii="Cambria Math" w:cstheme="minorHAnsi"/>
+                      </w:rPr>
+                      <m:t>DML</m:t>
+                    </m:r>
+                  </m:sub>
+                </m:sSub>
+                <m:d>
+                  <m:dPr>
+                    <m:ctrlPr>
+                      <w:rPr>
+                        <w:rFonts w:ascii="Cambria Math" w:hAnsi="Cambria Math" w:cstheme="minorHAnsi"/>
+                        <w:i/>
+                      </w:rPr>
+                    </m:ctrlPr>
+                  </m:dPr>
+                  <m:e>
+                    <m:sSub>
+                      <m:sSubPr>
+                        <m:ctrlPr>
+                          <w:rPr>
+                            <w:rFonts w:ascii="Cambria Math" w:hAnsi="Cambria Math" w:cstheme="minorHAnsi"/>
+                            <w:i/>
+                          </w:rPr>
+                        </m:ctrlPr>
+                      </m:sSubPr>
+                      <m:e>
+                        <m:r>
+                          <m:rPr>
+                            <m:sty m:val="bi"/>
+                          </m:rPr>
+                          <w:rPr>
+                            <w:rFonts w:ascii="Cambria Math" w:cstheme="minorHAnsi"/>
+                          </w:rPr>
+                          <m:t>p</m:t>
+                        </m:r>
+                      </m:e>
+                      <m:sub>
+                        <m:r>
+                          <w:rPr>
+                            <w:rFonts w:ascii="Cambria Math" w:cstheme="minorHAnsi"/>
+                          </w:rPr>
+                          <m:t>pred</m:t>
+                        </m:r>
+                      </m:sub>
+                    </m:sSub>
+                    <m:r>
+                      <w:rPr>
+                        <w:rFonts w:ascii="Cambria Math" w:hAnsi="Cambria Math" w:cstheme="minorHAnsi"/>
+                      </w:rPr>
+                      <m:t>,θ</m:t>
+                    </m:r>
+                    <m:r>
+                      <w:rPr>
+                        <w:rFonts w:ascii="Cambria Math" w:cstheme="minorHAnsi"/>
+                      </w:rPr>
+                      <m:t>|</m:t>
+                    </m:r>
+                    <m:sSub>
+                      <m:sSubPr>
+                        <m:ctrlPr>
+                          <w:rPr>
+                            <w:rFonts w:ascii="Cambria Math" w:hAnsi="Cambria Math" w:cstheme="minorHAnsi"/>
+                            <w:i/>
+                          </w:rPr>
+                        </m:ctrlPr>
+                      </m:sSubPr>
+                      <m:e>
+                        <m:r>
+                          <m:rPr>
+                            <m:sty m:val="bi"/>
+                          </m:rPr>
+                          <w:rPr>
+                            <w:rFonts w:ascii="Cambria Math" w:cstheme="minorHAnsi"/>
+                          </w:rPr>
+                          <m:t>x</m:t>
+                        </m:r>
+                      </m:e>
+                      <m:sub>
+                        <m:r>
+                          <w:rPr>
+                            <w:rFonts w:ascii="Cambria Math" w:cstheme="minorHAnsi"/>
+                          </w:rPr>
+                          <m:t>obs</m:t>
+                        </m:r>
+                      </m:sub>
+                    </m:sSub>
+                  </m:e>
+                </m:d>
+                <m:r>
+                  <w:rPr>
+                    <w:rFonts w:ascii="Cambria Math" w:cstheme="minorHAnsi"/>
+                  </w:rPr>
+                  <m:t>=</m:t>
+                </m:r>
+                <m:f>
+                  <m:fPr>
+                    <m:ctrlPr>
+                      <w:rPr>
+                        <w:rFonts w:ascii="Cambria Math" w:hAnsi="Cambria Math" w:cstheme="minorHAnsi"/>
+                        <w:i/>
+                      </w:rPr>
+                    </m:ctrlPr>
+                  </m:fPr>
+                  <m:num>
+                    <m:r>
+                      <w:rPr>
+                        <w:rFonts w:ascii="Cambria Math" w:cstheme="minorHAnsi"/>
+                      </w:rPr>
+                      <m:t>Γ</m:t>
+                    </m:r>
+                    <m:d>
+                      <m:dPr>
+                        <m:ctrlPr>
+                          <w:rPr>
+                            <w:rFonts w:ascii="Cambria Math" w:hAnsi="Cambria Math" w:cstheme="minorHAnsi"/>
+                            <w:i/>
+                          </w:rPr>
+                        </m:ctrlPr>
+                      </m:dPr>
+                      <m:e>
+                        <m:sSub>
+                          <m:sSubPr>
+                            <m:ctrlPr>
+                              <w:rPr>
+                                <w:rFonts w:ascii="Cambria Math" w:hAnsi="Cambria Math" w:cstheme="minorHAnsi"/>
+                                <w:i/>
+                              </w:rPr>
+                            </m:ctrlPr>
+                          </m:sSubPr>
+                          <m:e>
+                            <m:r>
+                              <w:rPr>
+                                <w:rFonts w:ascii="Cambria Math" w:cstheme="minorHAnsi"/>
+                              </w:rPr>
+                              <m:t>n</m:t>
+                            </m:r>
+                          </m:e>
+                          <m:sub>
+                            <m:r>
+                              <w:rPr>
+                                <w:rFonts w:ascii="Cambria Math" w:cstheme="minorHAnsi"/>
+                              </w:rPr>
+                              <m:t>obs</m:t>
+                            </m:r>
+                          </m:sub>
+                        </m:sSub>
+                        <m:r>
+                          <w:rPr>
+                            <w:rFonts w:ascii="Cambria Math" w:cstheme="minorHAnsi"/>
+                          </w:rPr>
+                          <m:t>+1</m:t>
+                        </m:r>
+                      </m:e>
+                    </m:d>
+                  </m:num>
+                  <m:den>
+                    <m:nary>
+                      <m:naryPr>
+                        <m:chr m:val="∏"/>
+                        <m:ctrlPr>
+                          <w:rPr>
+                            <w:rFonts w:ascii="Cambria Math" w:hAnsi="Cambria Math" w:cstheme="minorHAnsi"/>
+                            <w:i/>
+                          </w:rPr>
+                        </m:ctrlPr>
+                      </m:naryPr>
+                      <m:sub>
+                        <m:r>
+                          <w:rPr>
+                            <w:rFonts w:ascii="Cambria Math" w:cstheme="minorHAnsi"/>
+                          </w:rPr>
+                          <m:t>a=1</m:t>
+                        </m:r>
+                      </m:sub>
+                      <m:sup>
+                        <m:r>
+                          <w:rPr>
+                            <w:rFonts w:ascii="Cambria Math" w:cstheme="minorHAnsi"/>
+                          </w:rPr>
+                          <m:t>A</m:t>
+                        </m:r>
+                      </m:sup>
+                      <m:e>
+                        <m:r>
+                          <w:rPr>
+                            <w:rFonts w:ascii="Cambria Math" w:cstheme="minorHAnsi"/>
+                          </w:rPr>
+                          <m:t>Γ</m:t>
+                        </m:r>
+                        <m:d>
+                          <m:dPr>
+                            <m:ctrlPr>
+                              <w:rPr>
+                                <w:rFonts w:ascii="Cambria Math" w:hAnsi="Cambria Math" w:cstheme="minorHAnsi"/>
+                                <w:i/>
+                              </w:rPr>
+                            </m:ctrlPr>
+                          </m:dPr>
+                          <m:e>
+                            <m:sSub>
+                              <m:sSubPr>
+                                <m:ctrlPr>
+                                  <w:rPr>
+                                    <w:rFonts w:ascii="Cambria Math" w:hAnsi="Cambria Math" w:cstheme="minorHAnsi"/>
+                                    <w:i/>
+                                  </w:rPr>
+                                </m:ctrlPr>
+                              </m:sSubPr>
+                              <m:e>
+                                <m:r>
+                                  <w:rPr>
+                                    <w:rFonts w:ascii="Cambria Math" w:cstheme="minorHAnsi"/>
+                                  </w:rPr>
+                                  <m:t>n</m:t>
+                                </m:r>
+                              </m:e>
+                              <m:sub>
+                                <m:r>
+                                  <w:rPr>
+                                    <w:rFonts w:ascii="Cambria Math" w:cstheme="minorHAnsi"/>
+                                  </w:rPr>
+                                  <m:t>obs</m:t>
+                                </m:r>
+                              </m:sub>
+                            </m:sSub>
+                            <m:sSub>
+                              <m:sSubPr>
+                                <m:ctrlPr>
+                                  <w:rPr>
+                                    <w:rFonts w:ascii="Cambria Math" w:hAnsi="Cambria Math" w:cstheme="minorHAnsi"/>
+                                    <w:i/>
+                                  </w:rPr>
+                                </m:ctrlPr>
+                              </m:sSubPr>
+                              <m:e>
+                                <m:r>
+                                  <w:rPr>
+                                    <w:rFonts w:ascii="Cambria Math" w:cstheme="minorHAnsi"/>
+                                  </w:rPr>
+                                  <m:t>p</m:t>
+                                </m:r>
+                              </m:e>
+                              <m:sub>
+                                <m:r>
+                                  <w:rPr>
+                                    <w:rFonts w:ascii="Cambria Math" w:cstheme="minorHAnsi"/>
+                                  </w:rPr>
+                                  <m:t>obs,a</m:t>
+                                </m:r>
+                              </m:sub>
+                            </m:sSub>
+                            <m:r>
+                              <w:rPr>
+                                <w:rFonts w:ascii="Cambria Math" w:cstheme="minorHAnsi"/>
+                              </w:rPr>
+                              <m:t>+1</m:t>
+                            </m:r>
+                          </m:e>
+                        </m:d>
+                      </m:e>
+                    </m:nary>
+                  </m:den>
+                </m:f>
+                <m:f>
+                  <m:fPr>
+                    <m:ctrlPr>
+                      <w:rPr>
+                        <w:rFonts w:ascii="Cambria Math" w:hAnsi="Cambria Math" w:cstheme="minorHAnsi"/>
+                        <w:i/>
+                      </w:rPr>
+                    </m:ctrlPr>
+                  </m:fPr>
+                  <m:num>
+                    <m:r>
+                      <w:rPr>
+                        <w:rFonts w:ascii="Cambria Math" w:cstheme="minorHAnsi"/>
+                      </w:rPr>
+                      <m:t>Γ</m:t>
+                    </m:r>
+                    <m:d>
+                      <m:dPr>
+                        <m:ctrlPr>
+                          <w:rPr>
+                            <w:rFonts w:ascii="Cambria Math" w:hAnsi="Cambria Math" w:cstheme="minorHAnsi"/>
+                            <w:i/>
+                          </w:rPr>
+                        </m:ctrlPr>
+                      </m:dPr>
+                      <m:e>
+                        <m:sSub>
+                          <m:sSubPr>
+                            <m:ctrlPr>
+                              <w:rPr>
+                                <w:rFonts w:ascii="Cambria Math" w:hAnsi="Cambria Math" w:cstheme="minorHAnsi"/>
+                                <w:i/>
+                              </w:rPr>
+                            </m:ctrlPr>
+                          </m:sSubPr>
+                          <m:e>
+                            <m:r>
+                              <w:rPr>
+                                <w:rFonts w:ascii="Cambria Math" w:cstheme="minorHAnsi"/>
+                              </w:rPr>
+                              <m:t>n</m:t>
+                            </m:r>
+                          </m:e>
+                          <m:sub>
+                            <m:r>
+                              <w:rPr>
+                                <w:rFonts w:ascii="Cambria Math" w:cstheme="minorHAnsi"/>
+                              </w:rPr>
+                              <m:t>obs</m:t>
+                            </m:r>
+                          </m:sub>
+                        </m:sSub>
+                        <m:r>
+                          <w:rPr>
+                            <w:rFonts w:ascii="Cambria Math" w:hAnsi="Cambria Math" w:cstheme="minorHAnsi"/>
+                          </w:rPr>
+                          <m:t>θ</m:t>
+                        </m:r>
+                      </m:e>
+                    </m:d>
+                  </m:num>
+                  <m:den>
+                    <m:r>
+                      <w:rPr>
+                        <w:rFonts w:ascii="Cambria Math" w:cstheme="minorHAnsi"/>
+                      </w:rPr>
+                      <m:t>Γ</m:t>
+                    </m:r>
+                    <m:d>
+                      <m:dPr>
+                        <m:ctrlPr>
+                          <w:rPr>
+                            <w:rFonts w:ascii="Cambria Math" w:hAnsi="Cambria Math" w:cstheme="minorHAnsi"/>
+                            <w:i/>
+                          </w:rPr>
+                        </m:ctrlPr>
+                      </m:dPr>
+                      <m:e>
+                        <m:sSub>
+                          <m:sSubPr>
+                            <m:ctrlPr>
+                              <w:rPr>
+                                <w:rFonts w:ascii="Cambria Math" w:hAnsi="Cambria Math" w:cstheme="minorHAnsi"/>
+                                <w:i/>
+                              </w:rPr>
+                            </m:ctrlPr>
+                          </m:sSubPr>
+                          <m:e>
+                            <m:r>
+                              <w:rPr>
+                                <w:rFonts w:ascii="Cambria Math" w:cstheme="minorHAnsi"/>
+                              </w:rPr>
+                              <m:t>n</m:t>
+                            </m:r>
+                          </m:e>
+                          <m:sub>
+                            <m:r>
+                              <w:rPr>
+                                <w:rFonts w:ascii="Cambria Math" w:cstheme="minorHAnsi"/>
+                              </w:rPr>
+                              <m:t>obs</m:t>
+                            </m:r>
+                          </m:sub>
+                        </m:sSub>
+                        <m:r>
+                          <w:rPr>
+                            <w:rFonts w:ascii="Cambria Math" w:cstheme="minorHAnsi"/>
+                          </w:rPr>
+                          <m:t>+</m:t>
+                        </m:r>
+                        <m:sSub>
+                          <m:sSubPr>
+                            <m:ctrlPr>
+                              <w:rPr>
+                                <w:rFonts w:ascii="Cambria Math" w:hAnsi="Cambria Math" w:cstheme="minorHAnsi"/>
+                                <w:i/>
+                              </w:rPr>
+                            </m:ctrlPr>
+                          </m:sSubPr>
+                          <m:e>
+                            <m:r>
+                              <w:rPr>
+                                <w:rFonts w:ascii="Cambria Math" w:cstheme="minorHAnsi"/>
+                              </w:rPr>
+                              <m:t>n</m:t>
+                            </m:r>
+                          </m:e>
+                          <m:sub>
+                            <m:r>
+                              <w:rPr>
+                                <w:rFonts w:ascii="Cambria Math" w:cstheme="minorHAnsi"/>
+                              </w:rPr>
+                              <m:t>obs</m:t>
+                            </m:r>
+                          </m:sub>
+                        </m:sSub>
+                        <m:r>
+                          <w:rPr>
+                            <w:rFonts w:ascii="Cambria Math" w:hAnsi="Cambria Math" w:cstheme="minorHAnsi"/>
+                          </w:rPr>
+                          <m:t>θ</m:t>
+                        </m:r>
+                      </m:e>
+                    </m:d>
+                  </m:den>
+                </m:f>
+                <m:nary>
+                  <m:naryPr>
+                    <m:chr m:val="∏"/>
+                    <m:ctrlPr>
+                      <w:rPr>
+                        <w:rFonts w:ascii="Cambria Math" w:hAnsi="Cambria Math" w:cstheme="minorHAnsi"/>
+                        <w:i/>
+                      </w:rPr>
+                    </m:ctrlPr>
+                  </m:naryPr>
+                  <m:sub>
+                    <m:r>
+                      <w:rPr>
+                        <w:rFonts w:ascii="Cambria Math" w:cstheme="minorHAnsi"/>
+                      </w:rPr>
+                      <m:t>a=1</m:t>
+                    </m:r>
+                  </m:sub>
+                  <m:sup>
+                    <m:r>
+                      <w:rPr>
+                        <w:rFonts w:ascii="Cambria Math" w:cstheme="minorHAnsi"/>
+                      </w:rPr>
+                      <m:t>A</m:t>
+                    </m:r>
+                  </m:sup>
+                  <m:e>
+                    <m:f>
+                      <m:fPr>
+                        <m:ctrlPr>
+                          <w:rPr>
+                            <w:rFonts w:ascii="Cambria Math" w:hAnsi="Cambria Math" w:cstheme="minorHAnsi"/>
+                            <w:i/>
+                          </w:rPr>
+                        </m:ctrlPr>
+                      </m:fPr>
+                      <m:num>
+                        <m:r>
+                          <w:rPr>
+                            <w:rFonts w:ascii="Cambria Math" w:cstheme="minorHAnsi"/>
+                          </w:rPr>
+                          <m:t>Γ</m:t>
+                        </m:r>
+                        <m:d>
+                          <m:dPr>
+                            <m:ctrlPr>
+                              <w:rPr>
+                                <w:rFonts w:ascii="Cambria Math" w:hAnsi="Cambria Math" w:cstheme="minorHAnsi"/>
+                                <w:i/>
+                              </w:rPr>
+                            </m:ctrlPr>
+                          </m:dPr>
+                          <m:e>
+                            <m:sSub>
+                              <m:sSubPr>
+                                <m:ctrlPr>
+                                  <w:rPr>
+                                    <w:rFonts w:ascii="Cambria Math" w:hAnsi="Cambria Math" w:cstheme="minorHAnsi"/>
+                                    <w:i/>
+                                  </w:rPr>
+                                </m:ctrlPr>
+                              </m:sSubPr>
+                              <m:e>
+                                <m:r>
+                                  <w:rPr>
+                                    <w:rFonts w:ascii="Cambria Math" w:cstheme="minorHAnsi"/>
+                                  </w:rPr>
+                                  <m:t>n</m:t>
+                                </m:r>
+                              </m:e>
+                              <m:sub>
+                                <m:r>
+                                  <w:rPr>
+                                    <w:rFonts w:ascii="Cambria Math" w:cstheme="minorHAnsi"/>
+                                  </w:rPr>
+                                  <m:t>obs</m:t>
+                                </m:r>
+                              </m:sub>
+                            </m:sSub>
+                            <m:sSub>
+                              <m:sSubPr>
+                                <m:ctrlPr>
+                                  <w:rPr>
+                                    <w:rFonts w:ascii="Cambria Math" w:hAnsi="Cambria Math" w:cstheme="minorHAnsi"/>
+                                    <w:i/>
+                                  </w:rPr>
+                                </m:ctrlPr>
+                              </m:sSubPr>
+                              <m:e>
+                                <m:r>
+                                  <w:rPr>
+                                    <w:rFonts w:ascii="Cambria Math" w:cstheme="minorHAnsi"/>
+                                  </w:rPr>
+                                  <m:t>p</m:t>
+                                </m:r>
+                              </m:e>
+                              <m:sub>
+                                <m:r>
+                                  <w:rPr>
+                                    <w:rFonts w:ascii="Cambria Math" w:cstheme="minorHAnsi"/>
+                                  </w:rPr>
+                                  <m:t>obs,a</m:t>
+                                </m:r>
+                              </m:sub>
+                            </m:sSub>
+                            <m:r>
+                              <w:rPr>
+                                <w:rFonts w:ascii="Cambria Math" w:cstheme="minorHAnsi"/>
+                              </w:rPr>
+                              <m:t>+</m:t>
+                            </m:r>
+                            <m:sSub>
+                              <m:sSubPr>
+                                <m:ctrlPr>
+                                  <w:rPr>
+                                    <w:rFonts w:ascii="Cambria Math" w:hAnsi="Cambria Math" w:cstheme="minorHAnsi"/>
+                                    <w:i/>
+                                  </w:rPr>
+                                </m:ctrlPr>
+                              </m:sSubPr>
+                              <m:e>
+                                <m:r>
+                                  <w:rPr>
+                                    <w:rFonts w:ascii="Cambria Math" w:cstheme="minorHAnsi"/>
+                                  </w:rPr>
+                                  <m:t>n</m:t>
+                                </m:r>
+                              </m:e>
+                              <m:sub>
+                                <m:r>
+                                  <w:rPr>
+                                    <w:rFonts w:ascii="Cambria Math" w:cstheme="minorHAnsi"/>
+                                  </w:rPr>
+                                  <m:t>obs</m:t>
+                                </m:r>
+                              </m:sub>
+                            </m:sSub>
+                            <m:r>
+                              <w:rPr>
+                                <w:rFonts w:ascii="Cambria Math" w:hAnsi="Cambria Math" w:cstheme="minorHAnsi"/>
+                              </w:rPr>
+                              <m:t>θ∙</m:t>
+                            </m:r>
+                            <m:sSub>
+                              <m:sSubPr>
+                                <m:ctrlPr>
+                                  <w:rPr>
+                                    <w:rFonts w:ascii="Cambria Math" w:hAnsi="Cambria Math" w:cstheme="minorHAnsi"/>
+                                    <w:i/>
+                                  </w:rPr>
+                                </m:ctrlPr>
+                              </m:sSubPr>
+                              <m:e>
+                                <m:r>
+                                  <w:rPr>
+                                    <w:rFonts w:ascii="Cambria Math" w:cstheme="minorHAnsi"/>
+                                  </w:rPr>
+                                  <m:t>p</m:t>
+                                </m:r>
+                              </m:e>
+                              <m:sub>
+                                <m:r>
+                                  <w:rPr>
+                                    <w:rFonts w:ascii="Cambria Math" w:cstheme="minorHAnsi"/>
+                                  </w:rPr>
+                                  <m:t>pred,a</m:t>
+                                </m:r>
+                              </m:sub>
+                            </m:sSub>
+                          </m:e>
+                        </m:d>
+                      </m:num>
+                      <m:den>
+                        <m:r>
+                          <w:rPr>
+                            <w:rFonts w:ascii="Cambria Math" w:cstheme="minorHAnsi"/>
+                          </w:rPr>
+                          <m:t>Γ</m:t>
+                        </m:r>
+                        <m:d>
+                          <m:dPr>
+                            <m:ctrlPr>
+                              <w:rPr>
+                                <w:rFonts w:ascii="Cambria Math" w:hAnsi="Cambria Math" w:cstheme="minorHAnsi"/>
+                                <w:i/>
+                              </w:rPr>
+                            </m:ctrlPr>
+                          </m:dPr>
+                          <m:e>
+                            <m:sSub>
+                              <m:sSubPr>
+                                <m:ctrlPr>
+                                  <w:rPr>
+                                    <w:rFonts w:ascii="Cambria Math" w:hAnsi="Cambria Math" w:cstheme="minorHAnsi"/>
+                                    <w:i/>
+                                  </w:rPr>
+                                </m:ctrlPr>
+                              </m:sSubPr>
+                              <m:e>
+                                <m:r>
+                                  <w:rPr>
+                                    <w:rFonts w:ascii="Cambria Math" w:cstheme="minorHAnsi"/>
+                                  </w:rPr>
+                                  <m:t>n</m:t>
+                                </m:r>
+                              </m:e>
+                              <m:sub>
+                                <m:r>
+                                  <w:rPr>
+                                    <w:rFonts w:ascii="Cambria Math" w:cstheme="minorHAnsi"/>
+                                  </w:rPr>
+                                  <m:t>obs</m:t>
+                                </m:r>
+                              </m:sub>
+                            </m:sSub>
+                            <m:r>
+                              <w:rPr>
+                                <w:rFonts w:ascii="Cambria Math" w:hAnsi="Cambria Math" w:cstheme="minorHAnsi"/>
+                              </w:rPr>
+                              <m:t>θ</m:t>
+                            </m:r>
+                            <m:r>
+                              <w:rPr>
+                                <w:rFonts w:ascii="Cambria Math" w:hAnsi="Cambria Math" w:cs="Cambria Math"/>
+                              </w:rPr>
+                              <m:t>∙</m:t>
+                            </m:r>
+                            <m:sSub>
+                              <m:sSubPr>
+                                <m:ctrlPr>
+                                  <w:rPr>
+                                    <w:rFonts w:ascii="Cambria Math" w:hAnsi="Cambria Math" w:cstheme="minorHAnsi"/>
+                                    <w:i/>
+                                  </w:rPr>
+                                </m:ctrlPr>
+                              </m:sSubPr>
+                              <m:e>
+                                <m:r>
+                                  <w:rPr>
+                                    <w:rFonts w:ascii="Cambria Math" w:cstheme="minorHAnsi"/>
+                                  </w:rPr>
+                                  <m:t>p</m:t>
+                                </m:r>
+                              </m:e>
+                              <m:sub>
+                                <m:r>
+                                  <w:rPr>
+                                    <w:rFonts w:ascii="Cambria Math" w:cstheme="minorHAnsi"/>
+                                  </w:rPr>
+                                  <m:t>pred,a</m:t>
+                                </m:r>
+                              </m:sub>
+                            </m:sSub>
+                          </m:e>
+                        </m:d>
+                      </m:den>
+                    </m:f>
+                  </m:e>
+                </m:nary>
+              </m:oMath>
+            </m:oMathPara>
+          </w:p>
+        </w:tc>
       </w:tr>
     </w:tbl>
     <w:p>
@@ -3201,6 +6162,22 @@
       <w:r>
         <w:br w:type="page"/>
       </w:r>
+    </w:p>
+    <w:p>
+      <w:pPr>
+        <w:pStyle w:val="Caption"/>
+        <w:rPr>
+          <w:i w:val="0"/>
+          <w:iCs/>
+          <w:color w:val="auto"/>
+        </w:rPr>
+        <w:sectPr>
+          <w:pgSz w:w="15840" w:h="12240" w:orient="landscape"/>
+          <w:pgMar w:top="1080" w:right="1080" w:bottom="1080" w:left="1080" w:header="720" w:footer="720" w:gutter="0"/>
+          <w:cols w:space="720"/>
+          <w:docGrid w:linePitch="360"/>
+        </w:sectPr>
+      </w:pPr>
     </w:p>
     <w:p>
       <w:pPr>
@@ -3619,23 +6596,7 @@
           <w:color w:val="auto"/>
         </w:rPr>
         <w:lastRenderedPageBreak/>
-        <w:t xml:space="preserve">Table </w:t>
-      </w:r>
-      <w:r>
-        <w:rPr>
-          <w:i w:val="0"/>
-          <w:iCs/>
-          <w:color w:val="auto"/>
-        </w:rPr>
-        <w:t>4</w:t>
-      </w:r>
-      <w:r>
-        <w:rPr>
-          <w:i w:val="0"/>
-          <w:iCs/>
-          <w:color w:val="auto"/>
-        </w:rPr>
-        <w:t xml:space="preserve">. </w:t>
+        <w:t xml:space="preserve">Table 4. </w:t>
       </w:r>
       <w:r>
         <w:rPr>
@@ -4141,22 +7102,6 @@
       </w:r>
     </w:p>
   </w:comment>
-  <w:comment w:id="16" w:author="Kelli.Johnson" w:date="2026-06-04T06:20:00Z" w:initials="K">
-    <w:p>
-      <w:pPr>
-        <w:pStyle w:val="CommentText"/>
-      </w:pPr>
-      <w:r>
-        <w:rPr>
-          <w:rStyle w:val="CommentReference"/>
-        </w:rPr>
-        <w:annotationRef/>
-      </w:r>
-      <w:r>
-        <w:t>Should have a column of equations.</w:t>
-      </w:r>
-    </w:p>
-  </w:comment>
 </w:comments>
 </file>
 
@@ -4167,7 +7112,6 @@
   <w15:commentEx w15:paraId="73ED56DA" w15:done="0"/>
   <w15:commentEx w15:paraId="2505F266" w15:done="0"/>
   <w15:commentEx w15:paraId="4FCD9D22" w15:done="0"/>
-  <w15:commentEx w15:paraId="01846F58" w15:done="0"/>
 </w15:commentsEx>
 </file>
 
@@ -4178,7 +7122,6 @@
   <w16cex:commentExtensible w16cex:durableId="2DCBA76C" w16cex:dateUtc="2026-06-04T14:27:00Z"/>
   <w16cex:commentExtensible w16cex:durableId="2DCBA7B6" w16cex:dateUtc="2026-06-04T14:28:00Z"/>
   <w16cex:commentExtensible w16cex:durableId="2DCBA7C7" w16cex:dateUtc="2026-06-04T14:29:00Z"/>
-  <w16cex:commentExtensible w16cex:durableId="2DCB97AC" w16cex:dateUtc="2026-06-04T13:20:00Z"/>
 </w16cex:commentsExtensible>
 </file>
 
@@ -4189,7 +7132,6 @@
   <w16cid:commentId w16cid:paraId="73ED56DA" w16cid:durableId="2DCBA76C"/>
   <w16cid:commentId w16cid:paraId="2505F266" w16cid:durableId="2DCBA7B6"/>
   <w16cid:commentId w16cid:paraId="4FCD9D22" w16cid:durableId="2DCBA7C7"/>
-  <w16cid:commentId w16cid:paraId="01846F58" w16cid:durableId="2DCB97AC"/>
 </w16cid:commentsIds>
 </file>
 

--- a/docs/dirichlet-comparison-manuscript-v3.docx
+++ b/docs/dirichlet-comparison-manuscript-v3.docx
@@ -15,7 +15,35 @@
           <w:b/>
           <w:sz w:val="36"/>
         </w:rPr>
-        <w:t xml:space="preserve">Comparing Dirichlet-Multinomial Parameterizations </w:t>
+        <w:t>Comparing Dirichlet-</w:t>
+      </w:r>
+      <w:r>
+        <w:rPr>
+          <w:b/>
+          <w:sz w:val="36"/>
+        </w:rPr>
+        <w:t>m</w:t>
+      </w:r>
+      <w:r>
+        <w:rPr>
+          <w:b/>
+          <w:sz w:val="36"/>
+        </w:rPr>
+        <w:t xml:space="preserve">ultinomial </w:t>
+      </w:r>
+      <w:r>
+        <w:rPr>
+          <w:b/>
+          <w:sz w:val="36"/>
+        </w:rPr>
+        <w:t>p</w:t>
+      </w:r>
+      <w:r>
+        <w:rPr>
+          <w:b/>
+          <w:sz w:val="36"/>
+        </w:rPr>
+        <w:t xml:space="preserve">arameterizations </w:t>
       </w:r>
     </w:p>
     <w:p>
@@ -27,7 +55,49 @@
           <w:b/>
           <w:sz w:val="36"/>
         </w:rPr>
-        <w:t>for Composition Data</w:t>
+        <w:t xml:space="preserve">for </w:t>
+      </w:r>
+      <w:r>
+        <w:rPr>
+          <w:b/>
+          <w:sz w:val="36"/>
+        </w:rPr>
+        <w:t>f</w:t>
+      </w:r>
+      <w:r>
+        <w:rPr>
+          <w:b/>
+          <w:sz w:val="36"/>
+        </w:rPr>
+        <w:t xml:space="preserve">itting </w:t>
+      </w:r>
+      <w:r>
+        <w:rPr>
+          <w:b/>
+          <w:sz w:val="36"/>
+        </w:rPr>
+        <w:t>c</w:t>
+      </w:r>
+      <w:r>
+        <w:rPr>
+          <w:b/>
+          <w:sz w:val="36"/>
+        </w:rPr>
+        <w:t xml:space="preserve">omposition </w:t>
+      </w:r>
+      <w:r>
+        <w:rPr>
+          <w:b/>
+          <w:sz w:val="36"/>
+        </w:rPr>
+        <w:t>d</w:t>
+      </w:r>
+      <w:r>
+        <w:rPr>
+          <w:b/>
+          <w:sz w:val="36"/>
+        </w:rPr>
+        <w:t>ata</w:t>
       </w:r>
     </w:p>
     <w:p>
